--- a/templets/year - Temp - En - D - SBS.docx
+++ b/templets/year - Temp - En - D - SBS.docx
@@ -139,7 +139,7 @@
     <w:tbl>
       <w:tblPr>
         <w:tblStyle w:val="TableGrid"/>
-        <w:tblW w:w="0" w:type="auto"/>
+        <w:tblW w:w="10466" w:type="dxa"/>
         <w:tblBorders>
           <w:top w:val="none" w:sz="0" w:space="0" w:color="auto"/>
           <w:left w:val="none" w:sz="0" w:space="0" w:color="auto"/>
@@ -152,15 +152,15 @@
         <w:tblLook w:val="04A0" w:firstRow="1" w:lastRow="0" w:firstColumn="1" w:lastColumn="0" w:noHBand="0" w:noVBand="1"/>
       </w:tblPr>
       <w:tblGrid>
-        <w:gridCol w:w="3119"/>
-        <w:gridCol w:w="3118"/>
-        <w:gridCol w:w="2369"/>
-        <w:gridCol w:w="1860"/>
+        <w:gridCol w:w="3865"/>
+        <w:gridCol w:w="2970"/>
+        <w:gridCol w:w="1890"/>
+        <w:gridCol w:w="1741"/>
       </w:tblGrid>
       <w:tr>
         <w:tc>
           <w:tcPr>
-            <w:tcW w:w="6237" w:type="dxa"/>
+            <w:tcW w:w="6835" w:type="dxa"/>
             <w:gridSpan w:val="2"/>
           </w:tcPr>
           <w:p>
@@ -190,7 +190,7 @@
         </w:tc>
         <w:tc>
           <w:tcPr>
-            <w:tcW w:w="2369" w:type="dxa"/>
+            <w:tcW w:w="1890" w:type="dxa"/>
           </w:tcPr>
           <w:p>
             <w:pPr>
@@ -208,7 +208,7 @@
         </w:tc>
         <w:tc>
           <w:tcPr>
-            <w:tcW w:w="1860" w:type="dxa"/>
+            <w:tcW w:w="1741" w:type="dxa"/>
           </w:tcPr>
           <w:p>
             <w:pPr>
@@ -228,7 +228,7 @@
       <w:tr>
         <w:tc>
           <w:tcPr>
-            <w:tcW w:w="6237" w:type="dxa"/>
+            <w:tcW w:w="6835" w:type="dxa"/>
             <w:gridSpan w:val="2"/>
           </w:tcPr>
           <w:p>
@@ -250,7 +250,7 @@
         </w:tc>
         <w:tc>
           <w:tcPr>
-            <w:tcW w:w="4229" w:type="dxa"/>
+            <w:tcW w:w="3631" w:type="dxa"/>
             <w:gridSpan w:val="2"/>
           </w:tcPr>
           <w:p>
@@ -274,38 +274,7 @@
       <w:tr>
         <w:tc>
           <w:tcPr>
-            <w:tcW w:w="3119" w:type="dxa"/>
-          </w:tcPr>
-          <w:p>
-            <w:pPr>
-              <w:keepNext/>
-              <w:bidi w:val="0"/>
-              <w:spacing w:after="0" w:line="240" w:lineRule="auto"/>
-              <w:rPr>
-                <w:rFonts w:cs="PT Bold Heading"/>
-                <w:b/>
-                <w:bCs/>
-                <w:sz w:val="20"/>
-                <w:szCs w:val="20"/>
-                <w:lang w:bidi="ar-IQ"/>
-              </w:rPr>
-            </w:pPr>
-            <w:r>
-              <w:t>Year of Entrance: {{</w:t>
-            </w:r>
-            <w:proofErr w:type="spellStart"/>
-            <w:r>
-              <w:t>admission_year</w:t>
-            </w:r>
-            <w:proofErr w:type="spellEnd"/>
-            <w:r>
-              <w:t>}}</w:t>
-            </w:r>
-          </w:p>
-        </w:tc>
-        <w:tc>
-          <w:tcPr>
-            <w:tcW w:w="5487" w:type="dxa"/>
+            <w:tcW w:w="6835" w:type="dxa"/>
             <w:gridSpan w:val="2"/>
           </w:tcPr>
           <w:p>
@@ -315,17 +284,19 @@
               <w:spacing w:after="0" w:line="240" w:lineRule="auto"/>
               <w:rPr>
                 <w:rFonts w:cs="PT Bold Heading"/>
+                <w:b/>
+                <w:bCs/>
                 <w:sz w:val="20"/>
                 <w:szCs w:val="20"/>
                 <w:lang w:bidi="ar-IQ"/>
               </w:rPr>
             </w:pPr>
             <w:r>
-              <w:t>Department: {{</w:t>
+              <w:t>Year of Entrance: {{</w:t>
             </w:r>
             <w:proofErr w:type="spellStart"/>
             <w:r>
-              <w:t>department_id</w:t>
+              <w:t>admission_year</w:t>
             </w:r>
             <w:proofErr w:type="spellEnd"/>
             <w:r>
@@ -335,27 +306,7 @@
         </w:tc>
         <w:tc>
           <w:tcPr>
-            <w:tcW w:w="1860" w:type="dxa"/>
-          </w:tcPr>
-          <w:p>
-            <w:pPr>
-              <w:keepNext/>
-              <w:bidi w:val="0"/>
-              <w:spacing w:after="0" w:line="240" w:lineRule="auto"/>
-              <w:rPr>
-                <w:rFonts w:cs="PT Bold Heading"/>
-                <w:sz w:val="20"/>
-                <w:szCs w:val="20"/>
-                <w:lang w:bidi="ar-IQ"/>
-              </w:rPr>
-            </w:pPr>
-          </w:p>
-        </w:tc>
-      </w:tr>
-      <w:tr>
-        <w:tc>
-          <w:tcPr>
-            <w:tcW w:w="6237" w:type="dxa"/>
+            <w:tcW w:w="3631" w:type="dxa"/>
             <w:gridSpan w:val="2"/>
           </w:tcPr>
           <w:p>
@@ -365,21 +316,29 @@
               <w:spacing w:after="0" w:line="240" w:lineRule="auto"/>
               <w:rPr>
                 <w:rFonts w:cs="PT Bold Heading"/>
-                <w:b/>
-                <w:bCs/>
                 <w:sz w:val="20"/>
                 <w:szCs w:val="20"/>
                 <w:lang w:bidi="ar-IQ"/>
               </w:rPr>
             </w:pPr>
             <w:r>
-              <w:t>Degree: Bachelor of Science in Information Technology</w:t>
+              <w:t>Department: {{</w:t>
+            </w:r>
+            <w:proofErr w:type="spellStart"/>
+            <w:r>
+              <w:t>department_id</w:t>
+            </w:r>
+            <w:proofErr w:type="spellEnd"/>
+            <w:r>
+              <w:t>}}</w:t>
             </w:r>
           </w:p>
         </w:tc>
+      </w:tr>
+      <w:tr>
         <w:tc>
           <w:tcPr>
-            <w:tcW w:w="4229" w:type="dxa"/>
+            <w:tcW w:w="6835" w:type="dxa"/>
             <w:gridSpan w:val="2"/>
           </w:tcPr>
           <w:p>
@@ -389,6 +348,30 @@
               <w:spacing w:after="0" w:line="240" w:lineRule="auto"/>
               <w:rPr>
                 <w:rFonts w:cs="PT Bold Heading"/>
+                <w:b/>
+                <w:bCs/>
+                <w:sz w:val="20"/>
+                <w:szCs w:val="20"/>
+                <w:lang w:bidi="ar-IQ"/>
+              </w:rPr>
+            </w:pPr>
+            <w:r>
+              <w:t>Degree: Bachelor of Science in Information Technology</w:t>
+            </w:r>
+          </w:p>
+        </w:tc>
+        <w:tc>
+          <w:tcPr>
+            <w:tcW w:w="3631" w:type="dxa"/>
+            <w:gridSpan w:val="2"/>
+          </w:tcPr>
+          <w:p>
+            <w:pPr>
+              <w:keepNext/>
+              <w:bidi w:val="0"/>
+              <w:spacing w:after="0" w:line="240" w:lineRule="auto"/>
+              <w:rPr>
+                <w:rFonts w:cs="PT Bold Heading"/>
                 <w:sz w:val="20"/>
                 <w:szCs w:val="20"/>
                 <w:lang w:bidi="ar-IQ"/>
@@ -411,7 +394,7 @@
       <w:tr>
         <w:tc>
           <w:tcPr>
-            <w:tcW w:w="3119" w:type="dxa"/>
+            <w:tcW w:w="3865" w:type="dxa"/>
           </w:tcPr>
           <w:p>
             <w:pPr>
@@ -442,7 +425,7 @@
         </w:tc>
         <w:tc>
           <w:tcPr>
-            <w:tcW w:w="3118" w:type="dxa"/>
+            <w:tcW w:w="2970" w:type="dxa"/>
           </w:tcPr>
           <w:p>
             <w:pPr>
@@ -479,7 +462,7 @@
         </w:tc>
         <w:tc>
           <w:tcPr>
-            <w:tcW w:w="2369" w:type="dxa"/>
+            <w:tcW w:w="1890" w:type="dxa"/>
           </w:tcPr>
           <w:p>
             <w:pPr>
@@ -502,7 +485,7 @@
         </w:tc>
         <w:tc>
           <w:tcPr>
-            <w:tcW w:w="1860" w:type="dxa"/>
+            <w:tcW w:w="1741" w:type="dxa"/>
           </w:tcPr>
           <w:p>
             <w:pPr>
@@ -558,7 +541,7 @@
       <w:tr>
         <w:tc>
           <w:tcPr>
-            <w:tcW w:w="3119" w:type="dxa"/>
+            <w:tcW w:w="3865" w:type="dxa"/>
             <w:vAlign w:val="center"/>
           </w:tcPr>
           <w:p>
@@ -594,7 +577,7 @@
         </w:tc>
         <w:tc>
           <w:tcPr>
-            <w:tcW w:w="3118" w:type="dxa"/>
+            <w:tcW w:w="2970" w:type="dxa"/>
             <w:vAlign w:val="center"/>
           </w:tcPr>
           <w:p>
@@ -624,7 +607,7 @@
         </w:tc>
         <w:tc>
           <w:tcPr>
-            <w:tcW w:w="4229" w:type="dxa"/>
+            <w:tcW w:w="3631" w:type="dxa"/>
             <w:gridSpan w:val="2"/>
             <w:vAlign w:val="center"/>
           </w:tcPr>
@@ -726,9 +709,8 @@
           <w:rFonts w:asciiTheme="majorBidi" w:hAnsiTheme="majorBidi" w:cstheme="majorBidi"/>
           <w:b/>
           <w:bCs/>
-          <w:sz w:val="18"/>
-          <w:szCs w:val="18"/>
-          <w:lang w:bidi="ar-IQ"/>
+          <w:sz w:val="20"/>
+          <w:szCs w:val="20"/>
         </w:rPr>
       </w:pPr>
       <w:r>
@@ -755,9 +737,14 @@
     <w:p>
       <w:pPr>
         <w:keepNext/>
-        <w:keepLines/>
         <w:bidi w:val="0"/>
-        <w:spacing w:line="240" w:lineRule="auto"/>
+        <w:spacing w:after="0" w:line="240" w:lineRule="auto"/>
+        <w:rPr>
+          <w:rFonts w:asciiTheme="minorBidi" w:hAnsiTheme="minorBidi" w:cstheme="minorBidi"/>
+          <w:sz w:val="24"/>
+          <w:szCs w:val="24"/>
+          <w:lang w:bidi="ar-IQ"/>
+        </w:rPr>
       </w:pPr>
       <w:r>
         <w:t xml:space="preserve">{% for pair in </w:t>
@@ -785,9 +772,10 @@
         <w:tblLook w:val="04A0" w:firstRow="1" w:lastRow="0" w:firstColumn="1" w:lastColumn="0" w:noHBand="0" w:noVBand="1"/>
       </w:tblPr>
       <w:tblGrid>
-        <w:gridCol w:w="3822"/>
+        <w:gridCol w:w="3823"/>
         <w:gridCol w:w="707"/>
-        <w:gridCol w:w="709"/>
+        <w:gridCol w:w="698"/>
+        <w:gridCol w:w="10"/>
         <w:gridCol w:w="3829"/>
         <w:gridCol w:w="709"/>
         <w:gridCol w:w="680"/>
@@ -799,7 +787,7 @@
         <w:tc>
           <w:tcPr>
             <w:tcW w:w="2505" w:type="pct"/>
-            <w:gridSpan w:val="3"/>
+            <w:gridSpan w:val="4"/>
           </w:tcPr>
           <w:p>
             <w:pPr>
@@ -1038,6 +1026,7 @@
         <w:tc>
           <w:tcPr>
             <w:tcW w:w="339" w:type="pct"/>
+            <w:gridSpan w:val="2"/>
           </w:tcPr>
           <w:p>
             <w:pPr>
@@ -1147,7 +1136,7 @@
         <w:tc>
           <w:tcPr>
             <w:tcW w:w="5000" w:type="pct"/>
-            <w:gridSpan w:val="6"/>
+            <w:gridSpan w:val="7"/>
           </w:tcPr>
           <w:p>
             <w:pPr>
@@ -1285,6 +1274,7 @@
         <w:tc>
           <w:tcPr>
             <w:tcW w:w="339" w:type="pct"/>
+            <w:gridSpan w:val="2"/>
           </w:tcPr>
           <w:p>
             <w:pPr>
@@ -1466,7 +1456,7 @@
         <w:tc>
           <w:tcPr>
             <w:tcW w:w="5000" w:type="pct"/>
-            <w:gridSpan w:val="6"/>
+            <w:gridSpan w:val="7"/>
           </w:tcPr>
           <w:p>
             <w:pPr>
@@ -1509,6 +1499,109 @@
           </w:p>
         </w:tc>
       </w:tr>
+      <w:tr>
+        <w:trPr>
+          <w:cantSplit/>
+        </w:trPr>
+        <w:tc>
+          <w:tcPr>
+            <w:tcW w:w="2500" w:type="pct"/>
+            <w:gridSpan w:val="3"/>
+          </w:tcPr>
+          <w:p>
+            <w:pPr>
+              <w:keepNext/>
+              <w:keepLines/>
+              <w:bidi w:val="0"/>
+              <w:spacing w:after="0"/>
+              <w:rPr>
+                <w:rFonts w:asciiTheme="majorBidi" w:hAnsiTheme="majorBidi" w:cstheme="majorBidi"/>
+                <w:sz w:val="18"/>
+                <w:szCs w:val="18"/>
+              </w:rPr>
+            </w:pPr>
+            <w:r>
+              <w:rPr>
+                <w:rFonts w:asciiTheme="majorBidi" w:hAnsiTheme="majorBidi" w:cstheme="majorBidi"/>
+                <w:sz w:val="18"/>
+                <w:szCs w:val="18"/>
+              </w:rPr>
+              <w:t>Passed in: {{</w:t>
+            </w:r>
+            <w:proofErr w:type="spellStart"/>
+            <w:r>
+              <w:rPr>
+                <w:rFonts w:asciiTheme="majorBidi" w:hAnsiTheme="majorBidi" w:cstheme="majorBidi"/>
+                <w:sz w:val="18"/>
+                <w:szCs w:val="18"/>
+              </w:rPr>
+              <w:t>pair.attempt_right</w:t>
+            </w:r>
+            <w:proofErr w:type="spellEnd"/>
+            <w:r>
+              <w:rPr>
+                <w:rFonts w:asciiTheme="majorBidi" w:hAnsiTheme="majorBidi" w:cstheme="majorBidi"/>
+                <w:sz w:val="18"/>
+                <w:szCs w:val="18"/>
+              </w:rPr>
+              <w:t>}}</w:t>
+            </w:r>
+          </w:p>
+        </w:tc>
+        <w:tc>
+          <w:tcPr>
+            <w:tcW w:w="2500" w:type="pct"/>
+            <w:gridSpan w:val="4"/>
+          </w:tcPr>
+          <w:p>
+            <w:pPr>
+              <w:keepNext/>
+              <w:keepLines/>
+              <w:bidi w:val="0"/>
+              <w:spacing w:after="0"/>
+              <w:rPr>
+                <w:rFonts w:asciiTheme="majorBidi" w:hAnsiTheme="majorBidi" w:cstheme="majorBidi"/>
+                <w:sz w:val="18"/>
+                <w:szCs w:val="18"/>
+              </w:rPr>
+            </w:pPr>
+            <w:r>
+              <w:rPr>
+                <w:rFonts w:asciiTheme="majorBidi" w:hAnsiTheme="majorBidi" w:cstheme="majorBidi"/>
+                <w:sz w:val="18"/>
+                <w:szCs w:val="18"/>
+              </w:rPr>
+              <w:t>Passed in</w:t>
+            </w:r>
+            <w:r>
+              <w:rPr>
+                <w:rFonts w:asciiTheme="majorBidi" w:hAnsiTheme="majorBidi" w:cstheme="majorBidi"/>
+                <w:sz w:val="18"/>
+                <w:szCs w:val="18"/>
+              </w:rPr>
+              <w:t>: {{</w:t>
+            </w:r>
+            <w:proofErr w:type="spellStart"/>
+            <w:r>
+              <w:rPr>
+                <w:rFonts w:asciiTheme="majorBidi" w:hAnsiTheme="majorBidi" w:cstheme="majorBidi"/>
+                <w:sz w:val="18"/>
+                <w:szCs w:val="18"/>
+              </w:rPr>
+              <w:t>pair.attempt_left</w:t>
+            </w:r>
+            <w:proofErr w:type="spellEnd"/>
+            <w:r>
+              <w:rPr>
+                <w:rFonts w:asciiTheme="majorBidi" w:hAnsiTheme="majorBidi" w:cstheme="majorBidi"/>
+                <w:sz w:val="18"/>
+                <w:szCs w:val="18"/>
+              </w:rPr>
+              <w:t>}}</w:t>
+            </w:r>
+          </w:p>
+        </w:tc>
+      </w:tr>
     </w:tbl>
     <w:p>
       <w:pPr>
@@ -1516,6 +1609,13 @@
         <w:keepLines/>
         <w:bidi w:val="0"/>
         <w:spacing w:line="240" w:lineRule="auto"/>
+        <w:rPr>
+          <w:rFonts w:cs="PT Bold Heading"/>
+          <w:sz w:val="20"/>
+          <w:szCs w:val="20"/>
+          <w:rtl/>
+          <w:lang w:bidi="ar-IQ"/>
+        </w:rPr>
       </w:pPr>
       <w:r>
         <w:t xml:space="preserve">{% </w:t>
@@ -1528,19 +1628,6 @@
       <w:r>
         <w:t xml:space="preserve"> %}</w:t>
       </w:r>
-    </w:p>
-    <w:p>
-      <w:pPr>
-        <w:bidi w:val="0"/>
-        <w:spacing w:line="240" w:lineRule="auto"/>
-        <w:rPr>
-          <w:rFonts w:cs="PT Bold Heading"/>
-          <w:sz w:val="20"/>
-          <w:szCs w:val="20"/>
-          <w:rtl/>
-          <w:lang w:bidi="ar-IQ"/>
-        </w:rPr>
-      </w:pPr>
     </w:p>
     <w:p>
       <w:pPr>
@@ -1876,51 +1963,52 @@
       <w:pPr>
         <w:bidi w:val="0"/>
         <w:spacing w:after="0" w:line="240" w:lineRule="auto"/>
+      </w:pPr>
+    </w:p>
+    <w:p>
+      <w:pPr>
+        <w:bidi w:val="0"/>
+      </w:pPr>
+    </w:p>
+    <w:p>
+      <w:pPr>
+        <w:bidi w:val="0"/>
+      </w:pPr>
+    </w:p>
+    <w:p>
+      <w:pPr>
+        <w:tabs>
+          <w:tab w:val="left" w:pos="3105"/>
+        </w:tabs>
+        <w:bidi w:val="0"/>
+      </w:pPr>
+      <w:r>
+        <w:lastRenderedPageBreak/>
+        <w:tab/>
+      </w:r>
+    </w:p>
+    <w:p>
+      <w:pPr>
+        <w:tabs>
+          <w:tab w:val="left" w:pos="3105"/>
+        </w:tabs>
+        <w:bidi w:val="0"/>
         <w:sectPr>
           <w:headerReference w:type="even" r:id="rId8"/>
           <w:headerReference w:type="default" r:id="rId9"/>
           <w:footerReference w:type="default" r:id="rId10"/>
           <w:headerReference w:type="first" r:id="rId11"/>
           <w:pgSz w:w="11906" w:h="16838"/>
-          <w:pgMar w:top="4253" w:right="720" w:bottom="284" w:left="720" w:header="283" w:footer="292" w:gutter="0"/>
+          <w:pgMar w:top="4253" w:right="720" w:bottom="1080" w:left="720" w:header="283" w:footer="292" w:gutter="0"/>
           <w:cols w:space="708"/>
+          <w:titlePg/>
           <w:bidi/>
           <w:rtlGutter/>
           <w:docGrid w:linePitch="360"/>
         </w:sectPr>
       </w:pPr>
-    </w:p>
-    <w:p>
-      <w:pPr>
-        <w:bidi w:val="0"/>
-        <w:spacing w:after="0" w:line="240" w:lineRule="auto"/>
-        <w:rPr>
-          <w:rFonts w:asciiTheme="minorBidi" w:hAnsiTheme="minorBidi" w:cstheme="minorBidi"/>
-          <w:sz w:val="24"/>
-          <w:szCs w:val="24"/>
-          <w:lang w:bidi="ar-IQ"/>
-        </w:rPr>
-      </w:pPr>
       <w:r>
-        <w:rPr>
-          <w:rFonts w:asciiTheme="minorBidi" w:hAnsiTheme="minorBidi" w:cstheme="minorBidi"/>
-        </w:rPr>
-        <w:lastRenderedPageBreak/>
-        <w:t>{{</w:t>
-      </w:r>
-      <w:proofErr w:type="spellStart"/>
-      <w:r>
-        <w:rPr>
-          <w:rFonts w:asciiTheme="minorBidi" w:hAnsiTheme="minorBidi" w:cstheme="minorBidi"/>
-        </w:rPr>
-        <w:t>Back_page</w:t>
-      </w:r>
-      <w:proofErr w:type="spellEnd"/>
-      <w:r>
-        <w:rPr>
-          <w:rFonts w:asciiTheme="minorBidi" w:hAnsiTheme="minorBidi" w:cstheme="minorBidi"/>
-        </w:rPr>
-        <w:t>}}</w:t>
+        <w:tab/>
       </w:r>
     </w:p>
     <w:p>
@@ -2075,6 +2163,50 @@
     <w:p>
       <w:pPr>
         <w:bidi w:val="0"/>
+        <w:spacing w:after="0" w:line="240" w:lineRule="auto"/>
+        <w:rPr>
+          <w:rFonts w:asciiTheme="minorBidi" w:hAnsiTheme="minorBidi" w:cstheme="minorBidi"/>
+        </w:rPr>
+      </w:pPr>
+      <w:r>
+        <w:rPr>
+          <w:rFonts w:asciiTheme="minorBidi" w:hAnsiTheme="minorBidi" w:cstheme="minorBidi"/>
+        </w:rPr>
+        <w:t>University Order: {{</w:t>
+      </w:r>
+      <w:proofErr w:type="spellStart"/>
+      <w:r>
+        <w:rPr>
+          <w:rFonts w:asciiTheme="minorBidi" w:hAnsiTheme="minorBidi" w:cstheme="minorBidi"/>
+        </w:rPr>
+        <w:t>order_number</w:t>
+      </w:r>
+      <w:proofErr w:type="spellEnd"/>
+      <w:r>
+        <w:rPr>
+          <w:rFonts w:asciiTheme="minorBidi" w:hAnsiTheme="minorBidi" w:cstheme="minorBidi"/>
+        </w:rPr>
+        <w:t>}} dated {{</w:t>
+      </w:r>
+      <w:proofErr w:type="spellStart"/>
+      <w:r>
+        <w:rPr>
+          <w:rFonts w:asciiTheme="minorBidi" w:hAnsiTheme="minorBidi" w:cstheme="minorBidi"/>
+        </w:rPr>
+        <w:t>order_date</w:t>
+      </w:r>
+      <w:proofErr w:type="spellEnd"/>
+      <w:r>
+        <w:rPr>
+          <w:rFonts w:asciiTheme="minorBidi" w:hAnsiTheme="minorBidi" w:cstheme="minorBidi"/>
+        </w:rPr>
+        <w:t>}}</w:t>
+      </w:r>
+    </w:p>
+    <w:p>
+      <w:pPr>
+        <w:bidi w:val="0"/>
+        <w:spacing w:after="0" w:line="240" w:lineRule="auto"/>
         <w:rPr>
           <w:rFonts w:asciiTheme="minorBidi" w:hAnsiTheme="minorBidi" w:cstheme="minorBidi"/>
         </w:rPr>
@@ -2105,9 +2237,10 @@
         <w:pStyle w:val="ListParagraph"/>
         <w:numPr>
           <w:ilvl w:val="0"/>
-          <w:numId w:val="28"/>
+          <w:numId w:val="32"/>
         </w:numPr>
         <w:bidi w:val="0"/>
+        <w:spacing w:after="0" w:line="240" w:lineRule="auto"/>
         <w:rPr>
           <w:rFonts w:asciiTheme="minorBidi" w:hAnsiTheme="minorBidi" w:cstheme="minorBidi"/>
         </w:rPr>
@@ -2116,7 +2249,7 @@
         <w:rPr>
           <w:rFonts w:asciiTheme="minorBidi" w:hAnsiTheme="minorBidi" w:cstheme="minorBidi"/>
         </w:rPr>
-        <w:t>Summer Training: The student completed the requirement of summer training in the academic year {{</w:t>
+        <w:t>Summer Training: The student completed the summer training requirements during the academic year {{</w:t>
       </w:r>
       <w:proofErr w:type="spellStart"/>
       <w:r>
@@ -2136,6 +2269,7 @@
     <w:p>
       <w:pPr>
         <w:bidi w:val="0"/>
+        <w:spacing w:after="0" w:line="240" w:lineRule="auto"/>
         <w:rPr>
           <w:rFonts w:asciiTheme="minorBidi" w:hAnsiTheme="minorBidi" w:cstheme="minorBidi"/>
         </w:rPr>
@@ -2152,218 +2286,128 @@
         <w:pStyle w:val="ListParagraph"/>
         <w:numPr>
           <w:ilvl w:val="0"/>
-          <w:numId w:val="28"/>
+          <w:numId w:val="32"/>
         </w:numPr>
         <w:bidi w:val="0"/>
-        <w:rPr>
-          <w:rFonts w:asciiTheme="minorBidi" w:hAnsiTheme="minorBidi" w:cstheme="minorBidi"/>
-          <w:sz w:val="24"/>
-          <w:szCs w:val="24"/>
-          <w:rtl/>
-          <w:lang w:bidi="ar-IQ"/>
+        <w:spacing w:after="0" w:line="240" w:lineRule="auto"/>
+        <w:rPr>
+          <w:rFonts w:asciiTheme="minorBidi" w:hAnsiTheme="minorBidi" w:cstheme="minorBidi"/>
         </w:rPr>
       </w:pPr>
       <w:r>
         <w:rPr>
           <w:rFonts w:asciiTheme="minorBidi" w:hAnsiTheme="minorBidi" w:cstheme="minorBidi"/>
         </w:rPr>
-        <w:t>The University order No: {{</w:t>
-      </w:r>
-      <w:proofErr w:type="spellStart"/>
-      <w:r>
-        <w:rPr>
-          <w:rFonts w:asciiTheme="minorBidi" w:hAnsiTheme="minorBidi" w:cstheme="minorBidi"/>
-        </w:rPr>
-        <w:t>order_number</w:t>
-      </w:r>
-      <w:proofErr w:type="spellEnd"/>
-      <w:r>
-        <w:rPr>
-          <w:rFonts w:asciiTheme="minorBidi" w:hAnsiTheme="minorBidi" w:cstheme="minorBidi"/>
-        </w:rPr>
-        <w:t>}} in {{</w:t>
-      </w:r>
-      <w:proofErr w:type="spellStart"/>
-      <w:r>
-        <w:rPr>
-          <w:rFonts w:asciiTheme="minorBidi" w:hAnsiTheme="minorBidi" w:cstheme="minorBidi"/>
-        </w:rPr>
-        <w:t>order_date</w:t>
-      </w:r>
-      <w:proofErr w:type="spellEnd"/>
-      <w:r>
-        <w:rPr>
-          <w:rFonts w:asciiTheme="minorBidi" w:hAnsiTheme="minorBidi" w:cstheme="minorBidi"/>
-        </w:rPr>
-        <w:t>}}</w:t>
+        <w:t>Grading System:</w:t>
       </w:r>
     </w:p>
     <w:p>
       <w:pPr>
         <w:pStyle w:val="ListParagraph"/>
         <w:numPr>
-          <w:ilvl w:val="0"/>
-          <w:numId w:val="28"/>
+          <w:ilvl w:val="1"/>
+          <w:numId w:val="32"/>
         </w:numPr>
         <w:bidi w:val="0"/>
-        <w:rPr>
-          <w:rFonts w:asciiTheme="minorBidi" w:hAnsiTheme="minorBidi" w:cstheme="minorBidi"/>
-          <w:sz w:val="24"/>
-          <w:szCs w:val="24"/>
-          <w:lang w:bidi="ar-IQ"/>
+        <w:spacing w:after="0" w:line="240" w:lineRule="auto"/>
+        <w:rPr>
+          <w:rFonts w:asciiTheme="minorBidi" w:hAnsiTheme="minorBidi" w:cstheme="minorBidi"/>
         </w:rPr>
       </w:pPr>
       <w:r>
         <w:rPr>
           <w:rFonts w:asciiTheme="minorBidi" w:hAnsiTheme="minorBidi" w:cstheme="minorBidi"/>
         </w:rPr>
-        <w:t>Grades:</w:t>
-      </w:r>
-      <w:r>
-        <w:rPr>
-          <w:rFonts w:asciiTheme="minorBidi" w:hAnsiTheme="minorBidi" w:cstheme="minorBidi"/>
-        </w:rPr>
-        <w:tab/>
-        <w:t>Fair</w:t>
-      </w:r>
-      <w:r>
-        <w:rPr>
-          <w:rFonts w:asciiTheme="minorBidi" w:hAnsiTheme="minorBidi" w:cstheme="minorBidi"/>
-        </w:rPr>
-        <w:tab/>
-      </w:r>
-      <w:r>
-        <w:rPr>
-          <w:rFonts w:asciiTheme="minorBidi" w:hAnsiTheme="minorBidi" w:cstheme="minorBidi"/>
-        </w:rPr>
-        <w:tab/>
-        <w:t>(50 - less than 60)</w:t>
+        <w:t>Acceptable (50 - less than 60)</w:t>
       </w:r>
     </w:p>
     <w:p>
       <w:pPr>
         <w:pStyle w:val="ListParagraph"/>
+        <w:numPr>
+          <w:ilvl w:val="1"/>
+          <w:numId w:val="32"/>
+        </w:numPr>
         <w:bidi w:val="0"/>
-        <w:ind w:left="1440"/>
-        <w:rPr>
-          <w:rFonts w:asciiTheme="minorBidi" w:hAnsiTheme="minorBidi" w:cstheme="minorBidi"/>
-          <w:sz w:val="24"/>
-          <w:szCs w:val="24"/>
-          <w:lang w:bidi="ar-IQ"/>
+        <w:spacing w:after="0" w:line="240" w:lineRule="auto"/>
+        <w:rPr>
+          <w:rFonts w:asciiTheme="minorBidi" w:hAnsiTheme="minorBidi" w:cstheme="minorBidi"/>
         </w:rPr>
       </w:pPr>
       <w:r>
         <w:rPr>
           <w:rFonts w:asciiTheme="minorBidi" w:hAnsiTheme="minorBidi" w:cstheme="minorBidi"/>
         </w:rPr>
-        <w:t>Medium</w:t>
-      </w:r>
-      <w:r>
-        <w:rPr>
-          <w:rFonts w:asciiTheme="minorBidi" w:hAnsiTheme="minorBidi" w:cstheme="minorBidi"/>
-        </w:rPr>
-        <w:tab/>
-        <w:t>(60- less than 70)</w:t>
+        <w:t>Fair       (60 - less than 70)</w:t>
       </w:r>
     </w:p>
     <w:p>
       <w:pPr>
         <w:pStyle w:val="ListParagraph"/>
+        <w:numPr>
+          <w:ilvl w:val="1"/>
+          <w:numId w:val="32"/>
+        </w:numPr>
         <w:bidi w:val="0"/>
-        <w:ind w:left="1440"/>
-        <w:rPr>
-          <w:rFonts w:asciiTheme="minorBidi" w:hAnsiTheme="minorBidi" w:cstheme="minorBidi"/>
-          <w:sz w:val="24"/>
-          <w:szCs w:val="24"/>
-          <w:lang w:bidi="ar-IQ"/>
+        <w:spacing w:after="0" w:line="240" w:lineRule="auto"/>
+        <w:rPr>
+          <w:rFonts w:asciiTheme="minorBidi" w:hAnsiTheme="minorBidi" w:cstheme="minorBidi"/>
         </w:rPr>
       </w:pPr>
       <w:r>
         <w:rPr>
           <w:rFonts w:asciiTheme="minorBidi" w:hAnsiTheme="minorBidi" w:cstheme="minorBidi"/>
         </w:rPr>
-        <w:t>Good</w:t>
-      </w:r>
-      <w:r>
-        <w:rPr>
-          <w:rFonts w:asciiTheme="minorBidi" w:hAnsiTheme="minorBidi" w:cstheme="minorBidi"/>
-        </w:rPr>
-        <w:tab/>
-      </w:r>
-      <w:r>
-        <w:rPr>
-          <w:rFonts w:asciiTheme="minorBidi" w:hAnsiTheme="minorBidi" w:cstheme="minorBidi"/>
-        </w:rPr>
-        <w:tab/>
-        <w:t>(70- less than 80)</w:t>
+        <w:t>Good       (70 - less than 80)</w:t>
       </w:r>
     </w:p>
     <w:p>
       <w:pPr>
         <w:pStyle w:val="ListParagraph"/>
+        <w:numPr>
+          <w:ilvl w:val="1"/>
+          <w:numId w:val="32"/>
+        </w:numPr>
         <w:bidi w:val="0"/>
-        <w:ind w:left="1440"/>
-        <w:rPr>
-          <w:rFonts w:asciiTheme="minorBidi" w:hAnsiTheme="minorBidi" w:cstheme="minorBidi"/>
-          <w:sz w:val="24"/>
-          <w:szCs w:val="24"/>
-          <w:lang w:bidi="ar-IQ"/>
+        <w:spacing w:after="0" w:line="240" w:lineRule="auto"/>
+        <w:rPr>
+          <w:rFonts w:asciiTheme="minorBidi" w:hAnsiTheme="minorBidi" w:cstheme="minorBidi"/>
         </w:rPr>
       </w:pPr>
       <w:r>
         <w:rPr>
           <w:rFonts w:asciiTheme="minorBidi" w:hAnsiTheme="minorBidi" w:cstheme="minorBidi"/>
         </w:rPr>
-        <w:t>Very good</w:t>
-      </w:r>
-      <w:r>
-        <w:rPr>
-          <w:rFonts w:asciiTheme="minorBidi" w:hAnsiTheme="minorBidi" w:cstheme="minorBidi"/>
-        </w:rPr>
-        <w:tab/>
-        <w:t>(80- less than 90)</w:t>
+        <w:t>Very Good  (80 - less than 90)</w:t>
       </w:r>
     </w:p>
     <w:p>
       <w:pPr>
         <w:pStyle w:val="ListParagraph"/>
+        <w:numPr>
+          <w:ilvl w:val="1"/>
+          <w:numId w:val="32"/>
+        </w:numPr>
         <w:bidi w:val="0"/>
-        <w:ind w:left="1440"/>
-        <w:rPr>
-          <w:rFonts w:asciiTheme="minorBidi" w:hAnsiTheme="minorBidi" w:cstheme="minorBidi"/>
-          <w:sz w:val="24"/>
-          <w:szCs w:val="24"/>
-          <w:lang w:bidi="ar-IQ"/>
+        <w:spacing w:after="0" w:line="240" w:lineRule="auto"/>
+        <w:rPr>
+          <w:rFonts w:asciiTheme="minorBidi" w:hAnsiTheme="minorBidi" w:cstheme="minorBidi"/>
+          <w:rtl/>
         </w:rPr>
       </w:pPr>
       <w:r>
         <w:rPr>
           <w:rFonts w:asciiTheme="minorBidi" w:hAnsiTheme="minorBidi" w:cstheme="minorBidi"/>
         </w:rPr>
-        <w:t>Excellent</w:t>
-      </w:r>
-      <w:r>
-        <w:rPr>
-          <w:rFonts w:asciiTheme="minorBidi" w:hAnsiTheme="minorBidi" w:cstheme="minorBidi"/>
-        </w:rPr>
-        <w:tab/>
-        <w:t>(90-100)</w:t>
-      </w:r>
-      <w:r>
-        <w:rPr>
-          <w:rFonts w:asciiTheme="minorBidi" w:hAnsiTheme="minorBidi" w:cstheme="minorBidi"/>
-        </w:rPr>
-        <w:tab/>
+        <w:t>Excellent  (90 - 100)</w:t>
       </w:r>
     </w:p>
     <w:p>
       <w:pPr>
         <w:bidi w:val="0"/>
-        <w:rPr>
-          <w:rFonts w:asciiTheme="minorBidi" w:hAnsiTheme="minorBidi" w:cstheme="minorBidi"/>
-          <w:sz w:val="24"/>
-          <w:szCs w:val="24"/>
-          <w:lang w:bidi="ar-IQ"/>
+        <w:spacing w:after="0" w:line="240" w:lineRule="auto"/>
+        <w:rPr>
+          <w:rFonts w:asciiTheme="minorBidi" w:hAnsiTheme="minorBidi" w:cstheme="minorBidi"/>
         </w:rPr>
       </w:pPr>
       <w:r>
@@ -2392,103 +2436,169 @@
         <w:pStyle w:val="ListParagraph"/>
         <w:numPr>
           <w:ilvl w:val="0"/>
-          <w:numId w:val="29"/>
+          <w:numId w:val="32"/>
         </w:numPr>
         <w:bidi w:val="0"/>
-        <w:rPr>
-          <w:rFonts w:asciiTheme="minorBidi" w:hAnsiTheme="minorBidi" w:cstheme="minorBidi"/>
-          <w:sz w:val="24"/>
-          <w:szCs w:val="24"/>
-          <w:lang w:bidi="ar-IQ"/>
-        </w:rPr>
-      </w:pPr>
+        <w:spacing w:after="0" w:line="240" w:lineRule="auto"/>
+        <w:rPr>
+          <w:rFonts w:asciiTheme="minorBidi" w:hAnsiTheme="minorBidi" w:cstheme="minorBidi"/>
+        </w:rPr>
+      </w:pPr>
+      <w:r>
+        <w:rPr>
+          <w:rFonts w:asciiTheme="minorBidi" w:hAnsiTheme="minorBidi" w:cstheme="minorBidi"/>
+        </w:rPr>
+        <w:t>Years of Postponement and Failure:</w:t>
+      </w:r>
+    </w:p>
+    <w:p>
+      <w:pPr>
+        <w:bidi w:val="0"/>
+        <w:spacing w:after="0" w:line="240" w:lineRule="auto"/>
+        <w:rPr>
+          <w:rFonts w:asciiTheme="minorBidi" w:hAnsiTheme="minorBidi" w:cstheme="minorBidi"/>
+        </w:rPr>
+      </w:pPr>
+      <w:r>
+        <w:rPr>
+          <w:rFonts w:asciiTheme="minorBidi" w:hAnsiTheme="minorBidi" w:cstheme="minorBidi"/>
+        </w:rPr>
+        <w:t xml:space="preserve">{%p for year in </w:t>
+      </w:r>
       <w:proofErr w:type="spellStart"/>
       <w:r>
         <w:rPr>
           <w:rFonts w:asciiTheme="minorBidi" w:hAnsiTheme="minorBidi" w:cstheme="minorBidi"/>
         </w:rPr>
-        <w:t>Postponement_and_Failure_Years</w:t>
+        <w:t>failed_years</w:t>
       </w:r>
       <w:proofErr w:type="spellEnd"/>
       <w:r>
         <w:rPr>
           <w:rFonts w:asciiTheme="minorBidi" w:hAnsiTheme="minorBidi" w:cstheme="minorBidi"/>
         </w:rPr>
-        <w:t xml:space="preserve"> : {{</w:t>
+        <w:t xml:space="preserve"> %}</w:t>
+      </w:r>
+    </w:p>
+    <w:p>
+      <w:pPr>
+        <w:pStyle w:val="ListParagraph"/>
+        <w:numPr>
+          <w:ilvl w:val="0"/>
+          <w:numId w:val="32"/>
+        </w:numPr>
+        <w:bidi w:val="0"/>
+        <w:spacing w:after="0" w:line="240" w:lineRule="auto"/>
+        <w:rPr>
+          <w:rFonts w:asciiTheme="minorBidi" w:hAnsiTheme="minorBidi" w:cstheme="minorBidi"/>
+        </w:rPr>
+      </w:pPr>
+      <w:r>
+        <w:rPr>
+          <w:rFonts w:asciiTheme="minorBidi" w:hAnsiTheme="minorBidi" w:cstheme="minorBidi"/>
+        </w:rPr>
+        <w:t xml:space="preserve">Year {{ </w:t>
       </w:r>
       <w:proofErr w:type="spellStart"/>
       <w:r>
         <w:rPr>
           <w:rFonts w:asciiTheme="minorBidi" w:hAnsiTheme="minorBidi" w:cstheme="minorBidi"/>
         </w:rPr>
-        <w:t>Postponement_and_Failure_Years</w:t>
+        <w:t>year.year_d</w:t>
       </w:r>
       <w:proofErr w:type="spellEnd"/>
       <w:r>
         <w:rPr>
           <w:rFonts w:asciiTheme="minorBidi" w:hAnsiTheme="minorBidi" w:cstheme="minorBidi"/>
         </w:rPr>
-        <w:t xml:space="preserve"> }}.</w:t>
+        <w:t xml:space="preserve">}} / Stage {{ </w:t>
+      </w:r>
+      <w:proofErr w:type="spellStart"/>
+      <w:r>
+        <w:rPr>
+          <w:rFonts w:asciiTheme="minorBidi" w:hAnsiTheme="minorBidi" w:cstheme="minorBidi"/>
+        </w:rPr>
+        <w:t>year.stage</w:t>
+      </w:r>
+      <w:proofErr w:type="spellEnd"/>
+      <w:r>
+        <w:rPr>
+          <w:rFonts w:asciiTheme="minorBidi" w:hAnsiTheme="minorBidi" w:cstheme="minorBidi"/>
+        </w:rPr>
+        <w:t xml:space="preserve">}} ({{ </w:t>
+      </w:r>
+      <w:proofErr w:type="spellStart"/>
+      <w:r>
+        <w:rPr>
+          <w:rFonts w:asciiTheme="minorBidi" w:hAnsiTheme="minorBidi" w:cstheme="minorBidi"/>
+        </w:rPr>
+        <w:t>year.state</w:t>
+      </w:r>
+      <w:proofErr w:type="spellEnd"/>
+      <w:r>
+        <w:rPr>
+          <w:rFonts w:asciiTheme="minorBidi" w:hAnsiTheme="minorBidi" w:cstheme="minorBidi"/>
+        </w:rPr>
+        <w:t xml:space="preserve"> }} year)</w:t>
       </w:r>
     </w:p>
     <w:p>
       <w:pPr>
         <w:bidi w:val="0"/>
-        <w:rPr>
-          <w:rFonts w:asciiTheme="minorBidi" w:hAnsiTheme="minorBidi" w:cstheme="minorBidi"/>
-          <w:sz w:val="24"/>
-          <w:szCs w:val="24"/>
-          <w:rtl/>
-          <w:lang w:bidi="ar-IQ"/>
+        <w:spacing w:after="0" w:line="240" w:lineRule="auto"/>
+        <w:rPr>
+          <w:rFonts w:asciiTheme="minorBidi" w:hAnsiTheme="minorBidi" w:cstheme="minorBidi"/>
         </w:rPr>
       </w:pPr>
       <w:r>
         <w:rPr>
           <w:rFonts w:asciiTheme="minorBidi" w:hAnsiTheme="minorBidi" w:cstheme="minorBidi"/>
         </w:rPr>
-        <w:t>{%</w:t>
+        <w:t xml:space="preserve">{%p </w:t>
       </w:r>
+      <w:proofErr w:type="spellStart"/>
       <w:r>
         <w:rPr>
           <w:rFonts w:asciiTheme="minorBidi" w:hAnsiTheme="minorBidi" w:cstheme="minorBidi"/>
         </w:rPr>
-        <w:t xml:space="preserve">p </w:t>
+        <w:t>endfor</w:t>
       </w:r>
+      <w:proofErr w:type="spellEnd"/>
       <w:r>
         <w:rPr>
           <w:rFonts w:asciiTheme="minorBidi" w:hAnsiTheme="minorBidi" w:cstheme="minorBidi"/>
         </w:rPr>
-        <w:t>endif %}</w:t>
+        <w:t xml:space="preserve"> %}</w:t>
       </w:r>
     </w:p>
     <w:p>
       <w:pPr>
         <w:bidi w:val="0"/>
-        <w:rPr>
-          <w:rFonts w:asciiTheme="minorBidi" w:hAnsiTheme="minorBidi" w:cstheme="minorBidi"/>
-          <w:sz w:val="24"/>
-          <w:szCs w:val="24"/>
-          <w:rtl/>
-          <w:lang w:bidi="ar-IQ"/>
+        <w:spacing w:after="0" w:line="240" w:lineRule="auto"/>
+        <w:rPr>
+          <w:rFonts w:asciiTheme="minorBidi" w:hAnsiTheme="minorBidi" w:cstheme="minorBidi"/>
         </w:rPr>
       </w:pPr>
       <w:r>
         <w:rPr>
           <w:rFonts w:asciiTheme="minorBidi" w:hAnsiTheme="minorBidi" w:cstheme="minorBidi"/>
         </w:rPr>
-        <w:t>{%</w:t>
+        <w:t>{%p endif %}</w:t>
       </w:r>
+    </w:p>
+    <w:p>
+      <w:pPr>
+        <w:bidi w:val="0"/>
+        <w:spacing w:after="0" w:line="240" w:lineRule="auto"/>
+        <w:rPr>
+          <w:rFonts w:asciiTheme="minorBidi" w:hAnsiTheme="minorBidi" w:cstheme="minorBidi"/>
+        </w:rPr>
+      </w:pPr>
       <w:r>
         <w:rPr>
           <w:rFonts w:asciiTheme="minorBidi" w:hAnsiTheme="minorBidi" w:cstheme="minorBidi"/>
         </w:rPr>
-        <w:t>p</w:t>
-      </w:r>
-      <w:r>
-        <w:rPr>
-          <w:rFonts w:asciiTheme="minorBidi" w:hAnsiTheme="minorBidi" w:cstheme="minorBidi"/>
-        </w:rPr>
-        <w:t xml:space="preserve"> if </w:t>
+        <w:t xml:space="preserve">{%p if </w:t>
       </w:r>
       <w:proofErr w:type="spellStart"/>
       <w:proofErr w:type="gramStart"/>
@@ -2510,13 +2620,7 @@
         <w:rPr>
           <w:rFonts w:asciiTheme="minorBidi" w:hAnsiTheme="minorBidi" w:cstheme="minorBidi"/>
         </w:rPr>
-        <w:t xml:space="preserve"> </w:t>
-      </w:r>
-      <w:r>
-        <w:rPr>
-          <w:rFonts w:asciiTheme="minorBidi" w:hAnsiTheme="minorBidi" w:cstheme="minorBidi"/>
-        </w:rPr>
-        <w:t>%}</w:t>
+        <w:t xml:space="preserve"> %}</w:t>
       </w:r>
     </w:p>
     <w:p>
@@ -2524,175 +2628,174 @@
         <w:pStyle w:val="ListParagraph"/>
         <w:numPr>
           <w:ilvl w:val="0"/>
-          <w:numId w:val="29"/>
+          <w:numId w:val="32"/>
         </w:numPr>
         <w:bidi w:val="0"/>
-        <w:rPr>
-          <w:rFonts w:asciiTheme="minorBidi" w:hAnsiTheme="minorBidi" w:cstheme="minorBidi"/>
-          <w:sz w:val="24"/>
-          <w:szCs w:val="24"/>
-          <w:lang w:bidi="ar-IQ"/>
+        <w:spacing w:after="0" w:line="240" w:lineRule="auto"/>
+        <w:rPr>
+          <w:rFonts w:asciiTheme="minorBidi" w:hAnsiTheme="minorBidi" w:cstheme="minorBidi"/>
         </w:rPr>
       </w:pPr>
       <w:r>
         <w:rPr>
           <w:rFonts w:asciiTheme="minorBidi" w:hAnsiTheme="minorBidi" w:cstheme="minorBidi"/>
         </w:rPr>
-        <w:t>Subjects</w:t>
+        <w:t>Second Trial for the respective subject(s):</w:t>
       </w:r>
+    </w:p>
+    <w:p>
+      <w:pPr>
+        <w:bidi w:val="0"/>
+        <w:spacing w:after="0" w:line="240" w:lineRule="auto"/>
+        <w:rPr>
+          <w:rFonts w:asciiTheme="minorBidi" w:hAnsiTheme="minorBidi" w:cstheme="minorBidi"/>
+        </w:rPr>
+      </w:pPr>
       <w:r>
         <w:rPr>
           <w:rFonts w:asciiTheme="minorBidi" w:hAnsiTheme="minorBidi" w:cstheme="minorBidi"/>
         </w:rPr>
-        <w:t xml:space="preserve"> </w:t>
-      </w:r>
-      <w:r>
-        <w:rPr>
-          <w:rFonts w:asciiTheme="minorBidi" w:hAnsiTheme="minorBidi" w:cstheme="minorBidi"/>
-        </w:rPr>
-        <w:t>Passed</w:t>
-      </w:r>
-      <w:r>
-        <w:rPr>
-          <w:rFonts w:asciiTheme="minorBidi" w:hAnsiTheme="minorBidi" w:cstheme="minorBidi"/>
-        </w:rPr>
-        <w:t xml:space="preserve"> </w:t>
-      </w:r>
-      <w:r>
-        <w:rPr>
-          <w:rFonts w:asciiTheme="minorBidi" w:hAnsiTheme="minorBidi" w:cstheme="minorBidi"/>
-        </w:rPr>
-        <w:t>with</w:t>
-      </w:r>
-      <w:r>
-        <w:rPr>
-          <w:rFonts w:asciiTheme="minorBidi" w:hAnsiTheme="minorBidi" w:cstheme="minorBidi"/>
-        </w:rPr>
-        <w:t xml:space="preserve"> </w:t>
-      </w:r>
-      <w:r>
-        <w:rPr>
-          <w:rFonts w:asciiTheme="minorBidi" w:hAnsiTheme="minorBidi" w:cstheme="minorBidi"/>
-        </w:rPr>
-        <w:t>Second</w:t>
-      </w:r>
-      <w:r>
-        <w:rPr>
-          <w:rFonts w:asciiTheme="minorBidi" w:hAnsiTheme="minorBidi" w:cstheme="minorBidi"/>
-        </w:rPr>
-        <w:t xml:space="preserve"> </w:t>
-      </w:r>
-      <w:r>
-        <w:rPr>
-          <w:rFonts w:asciiTheme="minorBidi" w:hAnsiTheme="minorBidi" w:cstheme="minorBidi"/>
-        </w:rPr>
-        <w:t>Trial : {{</w:t>
+        <w:t xml:space="preserve">{%p for </w:t>
       </w:r>
       <w:proofErr w:type="spellStart"/>
       <w:r>
         <w:rPr>
           <w:rFonts w:asciiTheme="minorBidi" w:hAnsiTheme="minorBidi" w:cstheme="minorBidi"/>
         </w:rPr>
-        <w:t>Subjects_Passed_with_Second_Trial</w:t>
+        <w:t>t_year</w:t>
       </w:r>
       <w:proofErr w:type="spellEnd"/>
       <w:r>
         <w:rPr>
           <w:rFonts w:asciiTheme="minorBidi" w:hAnsiTheme="minorBidi" w:cstheme="minorBidi"/>
         </w:rPr>
-        <w:t>}}.</w:t>
+        <w:t xml:space="preserve"> in attempts %}</w:t>
       </w:r>
     </w:p>
     <w:p>
       <w:pPr>
+        <w:pStyle w:val="ListParagraph"/>
+        <w:numPr>
+          <w:ilvl w:val="1"/>
+          <w:numId w:val="32"/>
+        </w:numPr>
         <w:bidi w:val="0"/>
-        <w:rPr>
-          <w:rFonts w:asciiTheme="minorBidi" w:hAnsiTheme="minorBidi" w:cstheme="minorBidi"/>
-          <w:sz w:val="24"/>
-          <w:szCs w:val="24"/>
-          <w:rtl/>
-          <w:lang w:bidi="ar-IQ"/>
+        <w:spacing w:after="0" w:line="240" w:lineRule="auto"/>
+        <w:rPr>
+          <w:rFonts w:asciiTheme="minorBidi" w:hAnsiTheme="minorBidi" w:cstheme="minorBidi"/>
         </w:rPr>
       </w:pPr>
       <w:r>
         <w:rPr>
           <w:rFonts w:asciiTheme="minorBidi" w:hAnsiTheme="minorBidi" w:cstheme="minorBidi"/>
         </w:rPr>
-        <w:t>{%</w:t>
+        <w:t xml:space="preserve">Academic Year: {{ </w:t>
       </w:r>
+      <w:proofErr w:type="spellStart"/>
       <w:r>
         <w:rPr>
           <w:rFonts w:asciiTheme="minorBidi" w:hAnsiTheme="minorBidi" w:cstheme="minorBidi"/>
         </w:rPr>
-        <w:t xml:space="preserve">p </w:t>
+        <w:t>t_year.year</w:t>
       </w:r>
+      <w:proofErr w:type="spellEnd"/>
       <w:r>
         <w:rPr>
           <w:rFonts w:asciiTheme="minorBidi" w:hAnsiTheme="minorBidi" w:cstheme="minorBidi"/>
         </w:rPr>
-        <w:t>endif</w:t>
+        <w:t xml:space="preserve">}} / Stage {{ </w:t>
       </w:r>
+      <w:proofErr w:type="spellStart"/>
       <w:r>
         <w:rPr>
           <w:rFonts w:asciiTheme="minorBidi" w:hAnsiTheme="minorBidi" w:cstheme="minorBidi"/>
         </w:rPr>
-        <w:t xml:space="preserve"> </w:t>
+        <w:t>t_year.stage</w:t>
       </w:r>
+      <w:proofErr w:type="spellEnd"/>
       <w:r>
         <w:rPr>
           <w:rFonts w:asciiTheme="minorBidi" w:hAnsiTheme="minorBidi" w:cstheme="minorBidi"/>
         </w:rPr>
-        <w:t>%}</w:t>
+        <w:t xml:space="preserve">}} ( {{ </w:t>
+      </w:r>
+      <w:proofErr w:type="spellStart"/>
+      <w:r>
+        <w:rPr>
+          <w:rFonts w:asciiTheme="minorBidi" w:hAnsiTheme="minorBidi" w:cstheme="minorBidi"/>
+        </w:rPr>
+        <w:t>t_year.subjects</w:t>
+      </w:r>
+      <w:proofErr w:type="spellEnd"/>
+      <w:r>
+        <w:rPr>
+          <w:rFonts w:asciiTheme="minorBidi" w:hAnsiTheme="minorBidi" w:cstheme="minorBidi"/>
+        </w:rPr>
+        <w:t>}} ).</w:t>
       </w:r>
     </w:p>
     <w:p>
       <w:pPr>
+        <w:bidi w:val="0"/>
+        <w:spacing w:after="0" w:line="240" w:lineRule="auto"/>
+        <w:rPr>
+          <w:rFonts w:asciiTheme="minorBidi" w:hAnsiTheme="minorBidi" w:cstheme="minorBidi"/>
+        </w:rPr>
+      </w:pPr>
+      <w:r>
+        <w:rPr>
+          <w:rFonts w:asciiTheme="minorBidi" w:hAnsiTheme="minorBidi" w:cstheme="minorBidi"/>
+        </w:rPr>
+        <w:t xml:space="preserve">{%p </w:t>
+      </w:r>
+      <w:proofErr w:type="spellStart"/>
+      <w:r>
+        <w:rPr>
+          <w:rFonts w:asciiTheme="minorBidi" w:hAnsiTheme="minorBidi" w:cstheme="minorBidi"/>
+        </w:rPr>
+        <w:t>endfor</w:t>
+      </w:r>
+      <w:proofErr w:type="spellEnd"/>
+      <w:r>
+        <w:rPr>
+          <w:rFonts w:asciiTheme="minorBidi" w:hAnsiTheme="minorBidi" w:cstheme="minorBidi"/>
+        </w:rPr>
+        <w:t xml:space="preserve"> %}</w:t>
+      </w:r>
+    </w:p>
+    <w:p>
+      <w:pPr>
+        <w:bidi w:val="0"/>
+        <w:spacing w:after="0" w:line="240" w:lineRule="auto"/>
+        <w:rPr>
+          <w:rFonts w:asciiTheme="minorBidi" w:hAnsiTheme="minorBidi" w:cstheme="minorBidi"/>
+        </w:rPr>
+      </w:pPr>
+      <w:r>
+        <w:rPr>
+          <w:rFonts w:asciiTheme="minorBidi" w:hAnsiTheme="minorBidi" w:cstheme="minorBidi"/>
+        </w:rPr>
+        <w:t>{%p endif %}</w:t>
+      </w:r>
+    </w:p>
+    <w:p>
+      <w:pPr>
         <w:pStyle w:val="ListParagraph"/>
         <w:numPr>
           <w:ilvl w:val="0"/>
-          <w:numId w:val="29"/>
+          <w:numId w:val="34"/>
         </w:numPr>
         <w:bidi w:val="0"/>
-        <w:rPr>
-          <w:rFonts w:asciiTheme="minorBidi" w:hAnsiTheme="minorBidi" w:cstheme="minorBidi"/>
-          <w:sz w:val="24"/>
-          <w:szCs w:val="24"/>
-          <w:lang w:bidi="ar-IQ"/>
+        <w:spacing w:after="0" w:line="240" w:lineRule="auto"/>
+        <w:rPr>
+          <w:rFonts w:asciiTheme="minorBidi" w:hAnsiTheme="minorBidi" w:cstheme="minorBidi"/>
         </w:rPr>
       </w:pPr>
       <w:r>
         <w:rPr>
           <w:rFonts w:asciiTheme="minorBidi" w:hAnsiTheme="minorBidi" w:cstheme="minorBidi"/>
         </w:rPr>
-        <w:t xml:space="preserve">The Medium </w:t>
-      </w:r>
-      <w:proofErr w:type="gramStart"/>
-      <w:r>
-        <w:rPr>
-          <w:rFonts w:asciiTheme="minorBidi" w:hAnsiTheme="minorBidi" w:cstheme="minorBidi"/>
-        </w:rPr>
-        <w:t>Of</w:t>
-      </w:r>
-      <w:proofErr w:type="gramEnd"/>
-      <w:r>
-        <w:rPr>
-          <w:rFonts w:asciiTheme="minorBidi" w:hAnsiTheme="minorBidi" w:cstheme="minorBidi"/>
-        </w:rPr>
-        <w:t xml:space="preserve"> Instruction During </w:t>
-      </w:r>
-      <w:proofErr w:type="gramStart"/>
-      <w:r>
-        <w:rPr>
-          <w:rFonts w:asciiTheme="minorBidi" w:hAnsiTheme="minorBidi" w:cstheme="minorBidi"/>
-        </w:rPr>
-        <w:t>The</w:t>
-      </w:r>
-      <w:proofErr w:type="gramEnd"/>
-      <w:r>
-        <w:rPr>
-          <w:rFonts w:asciiTheme="minorBidi" w:hAnsiTheme="minorBidi" w:cstheme="minorBidi"/>
-        </w:rPr>
-        <w:t xml:space="preserve"> Entire Was English.</w:t>
+        <w:t>The medium of instruction is English.</w:t>
       </w:r>
     </w:p>
     <w:p>
@@ -2700,40 +2803,8 @@
         <w:pStyle w:val="ListParagraph"/>
         <w:numPr>
           <w:ilvl w:val="0"/>
-          <w:numId w:val="29"/>
+          <w:numId w:val="34"/>
         </w:numPr>
-        <w:bidi w:val="0"/>
-        <w:rPr>
-          <w:rFonts w:asciiTheme="minorBidi" w:hAnsiTheme="minorBidi" w:cstheme="minorBidi"/>
-          <w:sz w:val="24"/>
-          <w:szCs w:val="24"/>
-          <w:rtl/>
-          <w:lang w:bidi="ar-IQ"/>
-        </w:rPr>
-      </w:pPr>
-      <w:r>
-        <w:rPr>
-          <w:rFonts w:asciiTheme="minorBidi" w:hAnsiTheme="minorBidi" w:cstheme="minorBidi"/>
-        </w:rPr>
-        <w:t xml:space="preserve">The Certificate is Free </w:t>
-      </w:r>
-      <w:proofErr w:type="gramStart"/>
-      <w:r>
-        <w:rPr>
-          <w:rFonts w:asciiTheme="minorBidi" w:hAnsiTheme="minorBidi" w:cstheme="minorBidi"/>
-        </w:rPr>
-        <w:t>From</w:t>
-      </w:r>
-      <w:proofErr w:type="gramEnd"/>
-      <w:r>
-        <w:rPr>
-          <w:rFonts w:asciiTheme="minorBidi" w:hAnsiTheme="minorBidi" w:cstheme="minorBidi"/>
-        </w:rPr>
-        <w:t xml:space="preserve"> Scratches and Corrections.</w:t>
-      </w:r>
-    </w:p>
-    <w:p>
-      <w:pPr>
         <w:bidi w:val="0"/>
         <w:spacing w:after="0" w:line="240" w:lineRule="auto"/>
         <w:rPr>
@@ -2743,9 +2814,16 @@
           <w:lang w:bidi="ar-IQ"/>
         </w:rPr>
       </w:pPr>
+      <w:r>
+        <w:rPr>
+          <w:rFonts w:asciiTheme="minorBidi" w:hAnsiTheme="minorBidi" w:cstheme="minorBidi"/>
+        </w:rPr>
+        <w:t>This document is free from erasures and alterations.</w:t>
+      </w:r>
     </w:p>
     <w:sectPr>
-      <w:footerReference w:type="default" r:id="rId12"/>
+      <w:headerReference w:type="default" r:id="rId12"/>
+      <w:footerReference w:type="default" r:id="rId13"/>
       <w:pgSz w:w="11906" w:h="16838"/>
       <w:pgMar w:top="720" w:right="720" w:bottom="284" w:left="720" w:header="283" w:footer="292" w:gutter="0"/>
       <w:cols w:space="708"/>
@@ -2888,7 +2966,7 @@
         <w:noProof/>
         <w:lang w:bidi="ar-IQ"/>
       </w:rPr>
-      <w:instrText>2</w:instrText>
+      <w:instrText>3</w:instrText>
     </w:r>
     <w:r>
       <w:rPr>
@@ -2913,7 +2991,7 @@
         <w:noProof/>
         <w:lang w:bidi="ar-IQ"/>
       </w:rPr>
-      <w:t>-1</w:t>
+      <w:t>-2</w:t>
     </w:r>
     <w:r>
       <w:rPr>
@@ -3154,7 +3232,19 @@
   <w:p>
     <w:pPr>
       <w:pStyle w:val="Header"/>
+      <w:jc w:val="right"/>
     </w:pPr>
+    <w:r>
+      <w:t>Full Name: {{</w:t>
+    </w:r>
+    <w:proofErr w:type="spellStart"/>
+    <w:r>
+      <w:t>student_name</w:t>
+    </w:r>
+    <w:proofErr w:type="spellEnd"/>
+    <w:r>
+      <w:t>}}</w:t>
+    </w:r>
   </w:p>
 </w:hdr>
 </file>
@@ -3199,6 +3289,114 @@
 </w:hdr>
 </file>
 
+<file path=word/header4.xml><?xml version="1.0" encoding="utf-8"?>
+<w:hdr xmlns:wpc="http://schemas.microsoft.com/office/word/2010/wordprocessingCanvas" xmlns:cx="http://schemas.microsoft.com/office/drawing/2014/chartex" xmlns:cx1="http://schemas.microsoft.com/office/drawing/2015/9/8/chartex" xmlns:cx2="http://schemas.microsoft.com/office/drawing/2015/10/21/chartex" xmlns:cx3="http://schemas.microsoft.com/office/drawing/2016/5/9/chartex" xmlns:cx4="http://schemas.microsoft.com/office/drawing/2016/5/10/chartex" xmlns:cx5="http://schemas.microsoft.com/office/drawing/2016/5/11/chartex" xmlns:cx6="http://schemas.microsoft.com/office/drawing/2016/5/12/chartex" xmlns:cx7="http://schemas.microsoft.com/office/drawing/2016/5/13/chartex" xmlns:cx8="http://schemas.microsoft.com/office/drawing/2016/5/14/chartex" xmlns:mc="http://schemas.openxmlformats.org/markup-compatibility/2006" xmlns:aink="http://schemas.microsoft.com/office/drawing/2016/ink" xmlns:am3d="http://schemas.microsoft.com/office/drawing/2017/model3d" xmlns:o="urn:schemas-microsoft-com:office:office" xmlns:oel="http://schemas.microsoft.com/office/2019/extlst" xmlns:r="http://schemas.openxmlformats.org/officeDocument/2006/relationships" xmlns:m="http://schemas.openxmlformats.org/officeDocument/2006/math" xmlns:v="urn:schemas-microsoft-com:vml" xmlns:wp14="http://schemas.microsoft.com/office/word/2010/wordprocessingDrawing" xmlns:wp="http://schemas.openxmlformats.org/drawingml/2006/wordprocessingDrawing" xmlns:w10="urn:schemas-microsoft-com:office:word" xmlns:w="http://schemas.openxmlformats.org/wordprocessingml/2006/main" xmlns:w14="http://schemas.microsoft.com/office/word/2010/wordml" xmlns:w15="http://schemas.microsoft.com/office/word/2012/wordml" xmlns:w16cex="http://schemas.microsoft.com/office/word/2018/wordml/cex" xmlns:w16cid="http://schemas.microsoft.com/office/word/2016/wordml/cid" xmlns:w16="http://schemas.microsoft.com/office/word/2018/wordml" xmlns:w16du="http://schemas.microsoft.com/office/word/2023/wordml/word16du" xmlns:w16sdtdh="http://schemas.microsoft.com/office/word/2020/wordml/sdtdatahash" xmlns:w16sdtfl="http://schemas.microsoft.com/office/word/2024/wordml/sdtformatlock" xmlns:w16se="http://schemas.microsoft.com/office/word/2015/wordml/symex" xmlns:wpg="http://schemas.microsoft.com/office/word/2010/wordprocessingGroup" xmlns:wpi="http://schemas.microsoft.com/office/word/2010/wordprocessingInk" xmlns:wne="http://schemas.microsoft.com/office/word/2006/wordml" xmlns:wps="http://schemas.microsoft.com/office/word/2010/wordprocessingShape" mc:Ignorable="w14 w15 w16se w16cid w16 w16cex w16sdtdh w16sdtfl w16du wp14">
+  <w:p>
+    <w:pPr>
+      <w:pStyle w:val="Header"/>
+      <w:jc w:val="center"/>
+      <w:rPr>
+        <w:rtl/>
+        <w:lang w:bidi="ar-IQ"/>
+      </w:rPr>
+    </w:pPr>
+  </w:p>
+  <w:p>
+    <w:pPr>
+      <w:pStyle w:val="Header"/>
+      <w:bidi w:val="0"/>
+      <w:jc w:val="both"/>
+      <w:rPr>
+        <w:lang w:bidi="ar-IQ"/>
+      </w:rPr>
+    </w:pPr>
+  </w:p>
+  <w:p>
+    <w:pPr>
+      <w:pStyle w:val="Header"/>
+      <w:bidi w:val="0"/>
+      <w:ind w:left="1440"/>
+      <w:jc w:val="right"/>
+      <w:rPr>
+        <w:rtl/>
+        <w:lang w:bidi="ar-IQ"/>
+      </w:rPr>
+    </w:pPr>
+  </w:p>
+  <w:p>
+    <w:pPr>
+      <w:pStyle w:val="Header"/>
+      <w:bidi w:val="0"/>
+      <w:rPr>
+        <w:lang w:bidi="ar-IQ"/>
+      </w:rPr>
+    </w:pPr>
+  </w:p>
+  <w:p>
+    <w:pPr>
+      <w:pStyle w:val="Header"/>
+      <w:rPr>
+        <w:lang w:bidi="ar-IQ"/>
+      </w:rPr>
+    </w:pPr>
+  </w:p>
+  <w:p>
+    <w:pPr>
+      <w:pStyle w:val="Header"/>
+    </w:pPr>
+  </w:p>
+  <w:p>
+    <w:pPr>
+      <w:pStyle w:val="Header"/>
+      <w:tabs>
+        <w:tab w:val="clear" w:pos="4153"/>
+        <w:tab w:val="clear" w:pos="8306"/>
+        <w:tab w:val="left" w:pos="1320"/>
+      </w:tabs>
+    </w:pPr>
+    <w:r>
+      <w:tab/>
+    </w:r>
+  </w:p>
+  <w:p>
+    <w:pPr>
+      <w:pStyle w:val="Header"/>
+      <w:tabs>
+        <w:tab w:val="clear" w:pos="4153"/>
+        <w:tab w:val="clear" w:pos="8306"/>
+        <w:tab w:val="left" w:pos="6480"/>
+      </w:tabs>
+    </w:pPr>
+    <w:r>
+      <w:tab/>
+    </w:r>
+  </w:p>
+  <w:p>
+    <w:pPr>
+      <w:pStyle w:val="Header"/>
+      <w:rPr>
+        <w:lang w:bidi="ar-IQ"/>
+      </w:rPr>
+    </w:pPr>
+  </w:p>
+  <w:p>
+    <w:pPr>
+      <w:pStyle w:val="Header"/>
+      <w:rPr>
+        <w:sz w:val="12"/>
+        <w:szCs w:val="12"/>
+      </w:rPr>
+    </w:pPr>
+  </w:p>
+  <w:p>
+    <w:pPr>
+      <w:pStyle w:val="Header"/>
+      <w:jc w:val="right"/>
+    </w:pPr>
+  </w:p>
+</w:hdr>
+</file>
+
 <file path=word/numbering.xml><?xml version="1.0" encoding="utf-8"?>
 <w:numbering xmlns:wpc="http://schemas.microsoft.com/office/word/2010/wordprocessingCanvas" xmlns:cx="http://schemas.microsoft.com/office/drawing/2014/chartex" xmlns:cx1="http://schemas.microsoft.com/office/drawing/2015/9/8/chartex" xmlns:cx2="http://schemas.microsoft.com/office/drawing/2015/10/21/chartex" xmlns:cx3="http://schemas.microsoft.com/office/drawing/2016/5/9/chartex" xmlns:cx4="http://schemas.microsoft.com/office/drawing/2016/5/10/chartex" xmlns:cx5="http://schemas.microsoft.com/office/drawing/2016/5/11/chartex" xmlns:cx6="http://schemas.microsoft.com/office/drawing/2016/5/12/chartex" xmlns:cx7="http://schemas.microsoft.com/office/drawing/2016/5/13/chartex" xmlns:cx8="http://schemas.microsoft.com/office/drawing/2016/5/14/chartex" xmlns:mc="http://schemas.openxmlformats.org/markup-compatibility/2006" xmlns:aink="http://schemas.microsoft.com/office/drawing/2016/ink" xmlns:am3d="http://schemas.microsoft.com/office/drawing/2017/model3d" xmlns:o="urn:schemas-microsoft-com:office:office" xmlns:oel="http://schemas.microsoft.com/office/2019/extlst" xmlns:r="http://schemas.openxmlformats.org/officeDocument/2006/relationships" xmlns:m="http://schemas.openxmlformats.org/officeDocument/2006/math" xmlns:v="urn:schemas-microsoft-com:vml" xmlns:wp14="http://schemas.microsoft.com/office/word/2010/wordprocessingDrawing" xmlns:wp="http://schemas.openxmlformats.org/drawingml/2006/wordprocessingDrawing" xmlns:w10="urn:schemas-microsoft-com:office:word" xmlns:w="http://schemas.openxmlformats.org/wordprocessingml/2006/main" xmlns:w14="http://schemas.microsoft.com/office/word/2010/wordml" xmlns:w15="http://schemas.microsoft.com/office/word/2012/wordml" xmlns:w16cex="http://schemas.microsoft.com/office/word/2018/wordml/cex" xmlns:w16cid="http://schemas.microsoft.com/office/word/2016/wordml/cid" xmlns:w16="http://schemas.microsoft.com/office/word/2018/wordml" xmlns:w16du="http://schemas.microsoft.com/office/word/2023/wordml/word16du" xmlns:w16sdtdh="http://schemas.microsoft.com/office/word/2020/wordml/sdtdatahash" xmlns:w16sdtfl="http://schemas.microsoft.com/office/word/2024/wordml/sdtformatlock" xmlns:w16se="http://schemas.microsoft.com/office/word/2015/wordml/symex" xmlns:wpg="http://schemas.microsoft.com/office/word/2010/wordprocessingGroup" xmlns:wpi="http://schemas.microsoft.com/office/word/2010/wordprocessingInk" xmlns:wne="http://schemas.microsoft.com/office/word/2006/wordml" xmlns:wps="http://schemas.microsoft.com/office/word/2010/wordprocessingShape" mc:Ignorable="w14 w15 w16se w16cid w16 w16cex w16sdtdh w16sdtfl w16du wp14">
   <w:abstractNum w:abstractNumId="0" w15:restartNumberingAfterBreak="0">
@@ -3713,6 +3911,119 @@
     </w:lvl>
   </w:abstractNum>
   <w:abstractNum w:abstractNumId="5" w15:restartNumberingAfterBreak="0">
+    <w:nsid w:val="0CCE6445"/>
+    <w:multiLevelType w:val="hybridMultilevel"/>
+    <w:tmpl w:val="71C05F30"/>
+    <w:lvl w:ilvl="0" w:tplc="04090001">
+      <w:start w:val="1"/>
+      <w:numFmt w:val="bullet"/>
+      <w:lvlText w:val=""/>
+      <w:lvlJc w:val="left"/>
+      <w:pPr>
+        <w:ind w:left="930" w:hanging="570"/>
+      </w:pPr>
+      <w:rPr>
+        <w:rFonts w:ascii="Symbol" w:hAnsi="Symbol" w:hint="default"/>
+      </w:rPr>
+    </w:lvl>
+    <w:lvl w:ilvl="1" w:tplc="04090003">
+      <w:start w:val="1"/>
+      <w:numFmt w:val="bullet"/>
+      <w:lvlText w:val="o"/>
+      <w:lvlJc w:val="left"/>
+      <w:pPr>
+        <w:ind w:left="1440" w:hanging="360"/>
+      </w:pPr>
+      <w:rPr>
+        <w:rFonts w:ascii="Courier New" w:hAnsi="Courier New" w:cs="Courier New" w:hint="default"/>
+      </w:rPr>
+    </w:lvl>
+    <w:lvl w:ilvl="2" w:tplc="04090005" w:tentative="1">
+      <w:start w:val="1"/>
+      <w:numFmt w:val="bullet"/>
+      <w:lvlText w:val=""/>
+      <w:lvlJc w:val="left"/>
+      <w:pPr>
+        <w:ind w:left="2160" w:hanging="360"/>
+      </w:pPr>
+      <w:rPr>
+        <w:rFonts w:ascii="Wingdings" w:hAnsi="Wingdings" w:hint="default"/>
+      </w:rPr>
+    </w:lvl>
+    <w:lvl w:ilvl="3" w:tplc="04090001" w:tentative="1">
+      <w:start w:val="1"/>
+      <w:numFmt w:val="bullet"/>
+      <w:lvlText w:val=""/>
+      <w:lvlJc w:val="left"/>
+      <w:pPr>
+        <w:ind w:left="2880" w:hanging="360"/>
+      </w:pPr>
+      <w:rPr>
+        <w:rFonts w:ascii="Symbol" w:hAnsi="Symbol" w:hint="default"/>
+      </w:rPr>
+    </w:lvl>
+    <w:lvl w:ilvl="4" w:tplc="04090003" w:tentative="1">
+      <w:start w:val="1"/>
+      <w:numFmt w:val="bullet"/>
+      <w:lvlText w:val="o"/>
+      <w:lvlJc w:val="left"/>
+      <w:pPr>
+        <w:ind w:left="3600" w:hanging="360"/>
+      </w:pPr>
+      <w:rPr>
+        <w:rFonts w:ascii="Courier New" w:hAnsi="Courier New" w:cs="Courier New" w:hint="default"/>
+      </w:rPr>
+    </w:lvl>
+    <w:lvl w:ilvl="5" w:tplc="04090005" w:tentative="1">
+      <w:start w:val="1"/>
+      <w:numFmt w:val="bullet"/>
+      <w:lvlText w:val=""/>
+      <w:lvlJc w:val="left"/>
+      <w:pPr>
+        <w:ind w:left="4320" w:hanging="360"/>
+      </w:pPr>
+      <w:rPr>
+        <w:rFonts w:ascii="Wingdings" w:hAnsi="Wingdings" w:hint="default"/>
+      </w:rPr>
+    </w:lvl>
+    <w:lvl w:ilvl="6" w:tplc="04090001" w:tentative="1">
+      <w:start w:val="1"/>
+      <w:numFmt w:val="bullet"/>
+      <w:lvlText w:val=""/>
+      <w:lvlJc w:val="left"/>
+      <w:pPr>
+        <w:ind w:left="5040" w:hanging="360"/>
+      </w:pPr>
+      <w:rPr>
+        <w:rFonts w:ascii="Symbol" w:hAnsi="Symbol" w:hint="default"/>
+      </w:rPr>
+    </w:lvl>
+    <w:lvl w:ilvl="7" w:tplc="04090003" w:tentative="1">
+      <w:start w:val="1"/>
+      <w:numFmt w:val="bullet"/>
+      <w:lvlText w:val="o"/>
+      <w:lvlJc w:val="left"/>
+      <w:pPr>
+        <w:ind w:left="5760" w:hanging="360"/>
+      </w:pPr>
+      <w:rPr>
+        <w:rFonts w:ascii="Courier New" w:hAnsi="Courier New" w:cs="Courier New" w:hint="default"/>
+      </w:rPr>
+    </w:lvl>
+    <w:lvl w:ilvl="8" w:tplc="04090005" w:tentative="1">
+      <w:start w:val="1"/>
+      <w:numFmt w:val="bullet"/>
+      <w:lvlText w:val=""/>
+      <w:lvlJc w:val="left"/>
+      <w:pPr>
+        <w:ind w:left="6480" w:hanging="360"/>
+      </w:pPr>
+      <w:rPr>
+        <w:rFonts w:ascii="Wingdings" w:hAnsi="Wingdings" w:hint="default"/>
+      </w:rPr>
+    </w:lvl>
+  </w:abstractNum>
+  <w:abstractNum w:abstractNumId="6" w15:restartNumberingAfterBreak="0">
     <w:nsid w:val="0D2871B1"/>
     <w:multiLevelType w:val="hybridMultilevel"/>
     <w:tmpl w:val="B67C6712"/>
@@ -3825,7 +4136,7 @@
       </w:rPr>
     </w:lvl>
   </w:abstractNum>
-  <w:abstractNum w:abstractNumId="6" w15:restartNumberingAfterBreak="0">
+  <w:abstractNum w:abstractNumId="7" w15:restartNumberingAfterBreak="0">
     <w:nsid w:val="169757F7"/>
     <w:multiLevelType w:val="hybridMultilevel"/>
     <w:tmpl w:val="BDF0286E"/>
@@ -3938,7 +4249,7 @@
       </w:rPr>
     </w:lvl>
   </w:abstractNum>
-  <w:abstractNum w:abstractNumId="7" w15:restartNumberingAfterBreak="0">
+  <w:abstractNum w:abstractNumId="8" w15:restartNumberingAfterBreak="0">
     <w:nsid w:val="174868BB"/>
     <w:multiLevelType w:val="hybridMultilevel"/>
     <w:tmpl w:val="A27E4F66"/>
@@ -4024,7 +4335,7 @@
       </w:pPr>
     </w:lvl>
   </w:abstractNum>
-  <w:abstractNum w:abstractNumId="8" w15:restartNumberingAfterBreak="0">
+  <w:abstractNum w:abstractNumId="9" w15:restartNumberingAfterBreak="0">
     <w:nsid w:val="1CB15F98"/>
     <w:multiLevelType w:val="hybridMultilevel"/>
     <w:tmpl w:val="1638A2F8"/>
@@ -4137,7 +4448,7 @@
       </w:rPr>
     </w:lvl>
   </w:abstractNum>
-  <w:abstractNum w:abstractNumId="9" w15:restartNumberingAfterBreak="0">
+  <w:abstractNum w:abstractNumId="10" w15:restartNumberingAfterBreak="0">
     <w:nsid w:val="1FA12C0C"/>
     <w:multiLevelType w:val="hybridMultilevel"/>
     <w:tmpl w:val="2714A1BA"/>
@@ -4250,7 +4561,119 @@
       </w:rPr>
     </w:lvl>
   </w:abstractNum>
-  <w:abstractNum w:abstractNumId="10" w15:restartNumberingAfterBreak="0">
+  <w:abstractNum w:abstractNumId="11" w15:restartNumberingAfterBreak="0">
+    <w:nsid w:val="235C3AD4"/>
+    <w:multiLevelType w:val="hybridMultilevel"/>
+    <w:tmpl w:val="42808E2A"/>
+    <w:lvl w:ilvl="0" w:tplc="FB36F856">
+      <w:numFmt w:val="bullet"/>
+      <w:lvlText w:val="·"/>
+      <w:lvlJc w:val="left"/>
+      <w:pPr>
+        <w:ind w:left="570" w:hanging="570"/>
+      </w:pPr>
+      <w:rPr>
+        <w:rFonts w:ascii="Arial" w:eastAsia="Calibri" w:hAnsi="Arial" w:cs="Arial" w:hint="default"/>
+      </w:rPr>
+    </w:lvl>
+    <w:lvl w:ilvl="1" w:tplc="04090003" w:tentative="1">
+      <w:start w:val="1"/>
+      <w:numFmt w:val="bullet"/>
+      <w:lvlText w:val="o"/>
+      <w:lvlJc w:val="left"/>
+      <w:pPr>
+        <w:ind w:left="1080" w:hanging="360"/>
+      </w:pPr>
+      <w:rPr>
+        <w:rFonts w:ascii="Courier New" w:hAnsi="Courier New" w:cs="Courier New" w:hint="default"/>
+      </w:rPr>
+    </w:lvl>
+    <w:lvl w:ilvl="2" w:tplc="04090005" w:tentative="1">
+      <w:start w:val="1"/>
+      <w:numFmt w:val="bullet"/>
+      <w:lvlText w:val=""/>
+      <w:lvlJc w:val="left"/>
+      <w:pPr>
+        <w:ind w:left="1800" w:hanging="360"/>
+      </w:pPr>
+      <w:rPr>
+        <w:rFonts w:ascii="Wingdings" w:hAnsi="Wingdings" w:hint="default"/>
+      </w:rPr>
+    </w:lvl>
+    <w:lvl w:ilvl="3" w:tplc="04090001" w:tentative="1">
+      <w:start w:val="1"/>
+      <w:numFmt w:val="bullet"/>
+      <w:lvlText w:val=""/>
+      <w:lvlJc w:val="left"/>
+      <w:pPr>
+        <w:ind w:left="2520" w:hanging="360"/>
+      </w:pPr>
+      <w:rPr>
+        <w:rFonts w:ascii="Symbol" w:hAnsi="Symbol" w:hint="default"/>
+      </w:rPr>
+    </w:lvl>
+    <w:lvl w:ilvl="4" w:tplc="04090003" w:tentative="1">
+      <w:start w:val="1"/>
+      <w:numFmt w:val="bullet"/>
+      <w:lvlText w:val="o"/>
+      <w:lvlJc w:val="left"/>
+      <w:pPr>
+        <w:ind w:left="3240" w:hanging="360"/>
+      </w:pPr>
+      <w:rPr>
+        <w:rFonts w:ascii="Courier New" w:hAnsi="Courier New" w:cs="Courier New" w:hint="default"/>
+      </w:rPr>
+    </w:lvl>
+    <w:lvl w:ilvl="5" w:tplc="04090005" w:tentative="1">
+      <w:start w:val="1"/>
+      <w:numFmt w:val="bullet"/>
+      <w:lvlText w:val=""/>
+      <w:lvlJc w:val="left"/>
+      <w:pPr>
+        <w:ind w:left="3960" w:hanging="360"/>
+      </w:pPr>
+      <w:rPr>
+        <w:rFonts w:ascii="Wingdings" w:hAnsi="Wingdings" w:hint="default"/>
+      </w:rPr>
+    </w:lvl>
+    <w:lvl w:ilvl="6" w:tplc="04090001" w:tentative="1">
+      <w:start w:val="1"/>
+      <w:numFmt w:val="bullet"/>
+      <w:lvlText w:val=""/>
+      <w:lvlJc w:val="left"/>
+      <w:pPr>
+        <w:ind w:left="4680" w:hanging="360"/>
+      </w:pPr>
+      <w:rPr>
+        <w:rFonts w:ascii="Symbol" w:hAnsi="Symbol" w:hint="default"/>
+      </w:rPr>
+    </w:lvl>
+    <w:lvl w:ilvl="7" w:tplc="04090003" w:tentative="1">
+      <w:start w:val="1"/>
+      <w:numFmt w:val="bullet"/>
+      <w:lvlText w:val="o"/>
+      <w:lvlJc w:val="left"/>
+      <w:pPr>
+        <w:ind w:left="5400" w:hanging="360"/>
+      </w:pPr>
+      <w:rPr>
+        <w:rFonts w:ascii="Courier New" w:hAnsi="Courier New" w:cs="Courier New" w:hint="default"/>
+      </w:rPr>
+    </w:lvl>
+    <w:lvl w:ilvl="8" w:tplc="04090005" w:tentative="1">
+      <w:start w:val="1"/>
+      <w:numFmt w:val="bullet"/>
+      <w:lvlText w:val=""/>
+      <w:lvlJc w:val="left"/>
+      <w:pPr>
+        <w:ind w:left="6120" w:hanging="360"/>
+      </w:pPr>
+      <w:rPr>
+        <w:rFonts w:ascii="Wingdings" w:hAnsi="Wingdings" w:hint="default"/>
+      </w:rPr>
+    </w:lvl>
+  </w:abstractNum>
+  <w:abstractNum w:abstractNumId="12" w15:restartNumberingAfterBreak="0">
     <w:nsid w:val="272A264C"/>
     <w:multiLevelType w:val="hybridMultilevel"/>
     <w:tmpl w:val="1DAEEEC4"/>
@@ -4362,7 +4785,7 @@
       </w:rPr>
     </w:lvl>
   </w:abstractNum>
-  <w:abstractNum w:abstractNumId="11" w15:restartNumberingAfterBreak="0">
+  <w:abstractNum w:abstractNumId="13" w15:restartNumberingAfterBreak="0">
     <w:nsid w:val="29736620"/>
     <w:multiLevelType w:val="hybridMultilevel"/>
     <w:tmpl w:val="41607DC8"/>
@@ -4475,7 +4898,7 @@
       </w:rPr>
     </w:lvl>
   </w:abstractNum>
-  <w:abstractNum w:abstractNumId="12" w15:restartNumberingAfterBreak="0">
+  <w:abstractNum w:abstractNumId="14" w15:restartNumberingAfterBreak="0">
     <w:nsid w:val="2C236AA2"/>
     <w:multiLevelType w:val="hybridMultilevel"/>
     <w:tmpl w:val="3DAA2E5A"/>
@@ -4587,7 +5010,7 @@
       </w:rPr>
     </w:lvl>
   </w:abstractNum>
-  <w:abstractNum w:abstractNumId="13" w15:restartNumberingAfterBreak="0">
+  <w:abstractNum w:abstractNumId="15" w15:restartNumberingAfterBreak="0">
     <w:nsid w:val="31AB27B1"/>
     <w:multiLevelType w:val="hybridMultilevel"/>
     <w:tmpl w:val="DCE261DA"/>
@@ -4673,7 +5096,7 @@
       </w:pPr>
     </w:lvl>
   </w:abstractNum>
-  <w:abstractNum w:abstractNumId="14" w15:restartNumberingAfterBreak="0">
+  <w:abstractNum w:abstractNumId="16" w15:restartNumberingAfterBreak="0">
     <w:nsid w:val="42DE1395"/>
     <w:multiLevelType w:val="hybridMultilevel"/>
     <w:tmpl w:val="046C22D8"/>
@@ -4786,7 +5209,7 @@
       </w:rPr>
     </w:lvl>
   </w:abstractNum>
-  <w:abstractNum w:abstractNumId="15" w15:restartNumberingAfterBreak="0">
+  <w:abstractNum w:abstractNumId="17" w15:restartNumberingAfterBreak="0">
     <w:nsid w:val="443D231F"/>
     <w:multiLevelType w:val="hybridMultilevel"/>
     <w:tmpl w:val="3DD0BA86"/>
@@ -4899,7 +5322,7 @@
       </w:rPr>
     </w:lvl>
   </w:abstractNum>
-  <w:abstractNum w:abstractNumId="16" w15:restartNumberingAfterBreak="0">
+  <w:abstractNum w:abstractNumId="18" w15:restartNumberingAfterBreak="0">
     <w:nsid w:val="47B6464C"/>
     <w:multiLevelType w:val="hybridMultilevel"/>
     <w:tmpl w:val="A27E4F66"/>
@@ -4985,7 +5408,7 @@
       </w:pPr>
     </w:lvl>
   </w:abstractNum>
-  <w:abstractNum w:abstractNumId="17" w15:restartNumberingAfterBreak="0">
+  <w:abstractNum w:abstractNumId="19" w15:restartNumberingAfterBreak="0">
     <w:nsid w:val="54080608"/>
     <w:multiLevelType w:val="hybridMultilevel"/>
     <w:tmpl w:val="170C7402"/>
@@ -5098,7 +5521,7 @@
       </w:rPr>
     </w:lvl>
   </w:abstractNum>
-  <w:abstractNum w:abstractNumId="18" w15:restartNumberingAfterBreak="0">
+  <w:abstractNum w:abstractNumId="20" w15:restartNumberingAfterBreak="0">
     <w:nsid w:val="54A053D8"/>
     <w:multiLevelType w:val="hybridMultilevel"/>
     <w:tmpl w:val="838C32D4"/>
@@ -5211,7 +5634,120 @@
       </w:rPr>
     </w:lvl>
   </w:abstractNum>
-  <w:abstractNum w:abstractNumId="19" w15:restartNumberingAfterBreak="0">
+  <w:abstractNum w:abstractNumId="21" w15:restartNumberingAfterBreak="0">
+    <w:nsid w:val="56BB0FBD"/>
+    <w:multiLevelType w:val="hybridMultilevel"/>
+    <w:tmpl w:val="EC122B58"/>
+    <w:lvl w:ilvl="0" w:tplc="04090001">
+      <w:start w:val="1"/>
+      <w:numFmt w:val="bullet"/>
+      <w:lvlText w:val=""/>
+      <w:lvlJc w:val="left"/>
+      <w:pPr>
+        <w:ind w:left="720" w:hanging="360"/>
+      </w:pPr>
+      <w:rPr>
+        <w:rFonts w:ascii="Symbol" w:hAnsi="Symbol" w:hint="default"/>
+      </w:rPr>
+    </w:lvl>
+    <w:lvl w:ilvl="1" w:tplc="04090003" w:tentative="1">
+      <w:start w:val="1"/>
+      <w:numFmt w:val="bullet"/>
+      <w:lvlText w:val="o"/>
+      <w:lvlJc w:val="left"/>
+      <w:pPr>
+        <w:ind w:left="1440" w:hanging="360"/>
+      </w:pPr>
+      <w:rPr>
+        <w:rFonts w:ascii="Courier New" w:hAnsi="Courier New" w:cs="Courier New" w:hint="default"/>
+      </w:rPr>
+    </w:lvl>
+    <w:lvl w:ilvl="2" w:tplc="04090005" w:tentative="1">
+      <w:start w:val="1"/>
+      <w:numFmt w:val="bullet"/>
+      <w:lvlText w:val=""/>
+      <w:lvlJc w:val="left"/>
+      <w:pPr>
+        <w:ind w:left="2160" w:hanging="360"/>
+      </w:pPr>
+      <w:rPr>
+        <w:rFonts w:ascii="Wingdings" w:hAnsi="Wingdings" w:hint="default"/>
+      </w:rPr>
+    </w:lvl>
+    <w:lvl w:ilvl="3" w:tplc="04090001" w:tentative="1">
+      <w:start w:val="1"/>
+      <w:numFmt w:val="bullet"/>
+      <w:lvlText w:val=""/>
+      <w:lvlJc w:val="left"/>
+      <w:pPr>
+        <w:ind w:left="2880" w:hanging="360"/>
+      </w:pPr>
+      <w:rPr>
+        <w:rFonts w:ascii="Symbol" w:hAnsi="Symbol" w:hint="default"/>
+      </w:rPr>
+    </w:lvl>
+    <w:lvl w:ilvl="4" w:tplc="04090003" w:tentative="1">
+      <w:start w:val="1"/>
+      <w:numFmt w:val="bullet"/>
+      <w:lvlText w:val="o"/>
+      <w:lvlJc w:val="left"/>
+      <w:pPr>
+        <w:ind w:left="3600" w:hanging="360"/>
+      </w:pPr>
+      <w:rPr>
+        <w:rFonts w:ascii="Courier New" w:hAnsi="Courier New" w:cs="Courier New" w:hint="default"/>
+      </w:rPr>
+    </w:lvl>
+    <w:lvl w:ilvl="5" w:tplc="04090005" w:tentative="1">
+      <w:start w:val="1"/>
+      <w:numFmt w:val="bullet"/>
+      <w:lvlText w:val=""/>
+      <w:lvlJc w:val="left"/>
+      <w:pPr>
+        <w:ind w:left="4320" w:hanging="360"/>
+      </w:pPr>
+      <w:rPr>
+        <w:rFonts w:ascii="Wingdings" w:hAnsi="Wingdings" w:hint="default"/>
+      </w:rPr>
+    </w:lvl>
+    <w:lvl w:ilvl="6" w:tplc="04090001" w:tentative="1">
+      <w:start w:val="1"/>
+      <w:numFmt w:val="bullet"/>
+      <w:lvlText w:val=""/>
+      <w:lvlJc w:val="left"/>
+      <w:pPr>
+        <w:ind w:left="5040" w:hanging="360"/>
+      </w:pPr>
+      <w:rPr>
+        <w:rFonts w:ascii="Symbol" w:hAnsi="Symbol" w:hint="default"/>
+      </w:rPr>
+    </w:lvl>
+    <w:lvl w:ilvl="7" w:tplc="04090003" w:tentative="1">
+      <w:start w:val="1"/>
+      <w:numFmt w:val="bullet"/>
+      <w:lvlText w:val="o"/>
+      <w:lvlJc w:val="left"/>
+      <w:pPr>
+        <w:ind w:left="5760" w:hanging="360"/>
+      </w:pPr>
+      <w:rPr>
+        <w:rFonts w:ascii="Courier New" w:hAnsi="Courier New" w:cs="Courier New" w:hint="default"/>
+      </w:rPr>
+    </w:lvl>
+    <w:lvl w:ilvl="8" w:tplc="04090005" w:tentative="1">
+      <w:start w:val="1"/>
+      <w:numFmt w:val="bullet"/>
+      <w:lvlText w:val=""/>
+      <w:lvlJc w:val="left"/>
+      <w:pPr>
+        <w:ind w:left="6480" w:hanging="360"/>
+      </w:pPr>
+      <w:rPr>
+        <w:rFonts w:ascii="Wingdings" w:hAnsi="Wingdings" w:hint="default"/>
+      </w:rPr>
+    </w:lvl>
+  </w:abstractNum>
+  <w:abstractNum w:abstractNumId="22" w15:restartNumberingAfterBreak="0">
     <w:nsid w:val="57407560"/>
     <w:multiLevelType w:val="hybridMultilevel"/>
     <w:tmpl w:val="5F06C5E8"/>
@@ -5297,7 +5833,7 @@
       </w:pPr>
     </w:lvl>
   </w:abstractNum>
-  <w:abstractNum w:abstractNumId="20" w15:restartNumberingAfterBreak="0">
+  <w:abstractNum w:abstractNumId="23" w15:restartNumberingAfterBreak="0">
     <w:nsid w:val="5BD13BAB"/>
     <w:multiLevelType w:val="hybridMultilevel"/>
     <w:tmpl w:val="3C60A7EE"/>
@@ -5409,7 +5945,7 @@
       </w:rPr>
     </w:lvl>
   </w:abstractNum>
-  <w:abstractNum w:abstractNumId="21" w15:restartNumberingAfterBreak="0">
+  <w:abstractNum w:abstractNumId="24" w15:restartNumberingAfterBreak="0">
     <w:nsid w:val="5D374FBB"/>
     <w:multiLevelType w:val="hybridMultilevel"/>
     <w:tmpl w:val="DB6421DA"/>
@@ -5521,7 +6057,119 @@
       </w:rPr>
     </w:lvl>
   </w:abstractNum>
-  <w:abstractNum w:abstractNumId="22" w15:restartNumberingAfterBreak="0">
+  <w:abstractNum w:abstractNumId="25" w15:restartNumberingAfterBreak="0">
+    <w:nsid w:val="604508B6"/>
+    <w:multiLevelType w:val="hybridMultilevel"/>
+    <w:tmpl w:val="9DECFC78"/>
+    <w:lvl w:ilvl="0" w:tplc="FB36F856">
+      <w:numFmt w:val="bullet"/>
+      <w:lvlText w:val="·"/>
+      <w:lvlJc w:val="left"/>
+      <w:pPr>
+        <w:ind w:left="930" w:hanging="570"/>
+      </w:pPr>
+      <w:rPr>
+        <w:rFonts w:ascii="Arial" w:eastAsia="Calibri" w:hAnsi="Arial" w:cs="Arial" w:hint="default"/>
+      </w:rPr>
+    </w:lvl>
+    <w:lvl w:ilvl="1" w:tplc="04090003" w:tentative="1">
+      <w:start w:val="1"/>
+      <w:numFmt w:val="bullet"/>
+      <w:lvlText w:val="o"/>
+      <w:lvlJc w:val="left"/>
+      <w:pPr>
+        <w:ind w:left="1440" w:hanging="360"/>
+      </w:pPr>
+      <w:rPr>
+        <w:rFonts w:ascii="Courier New" w:hAnsi="Courier New" w:cs="Courier New" w:hint="default"/>
+      </w:rPr>
+    </w:lvl>
+    <w:lvl w:ilvl="2" w:tplc="04090005" w:tentative="1">
+      <w:start w:val="1"/>
+      <w:numFmt w:val="bullet"/>
+      <w:lvlText w:val=""/>
+      <w:lvlJc w:val="left"/>
+      <w:pPr>
+        <w:ind w:left="2160" w:hanging="360"/>
+      </w:pPr>
+      <w:rPr>
+        <w:rFonts w:ascii="Wingdings" w:hAnsi="Wingdings" w:hint="default"/>
+      </w:rPr>
+    </w:lvl>
+    <w:lvl w:ilvl="3" w:tplc="04090001" w:tentative="1">
+      <w:start w:val="1"/>
+      <w:numFmt w:val="bullet"/>
+      <w:lvlText w:val=""/>
+      <w:lvlJc w:val="left"/>
+      <w:pPr>
+        <w:ind w:left="2880" w:hanging="360"/>
+      </w:pPr>
+      <w:rPr>
+        <w:rFonts w:ascii="Symbol" w:hAnsi="Symbol" w:hint="default"/>
+      </w:rPr>
+    </w:lvl>
+    <w:lvl w:ilvl="4" w:tplc="04090003" w:tentative="1">
+      <w:start w:val="1"/>
+      <w:numFmt w:val="bullet"/>
+      <w:lvlText w:val="o"/>
+      <w:lvlJc w:val="left"/>
+      <w:pPr>
+        <w:ind w:left="3600" w:hanging="360"/>
+      </w:pPr>
+      <w:rPr>
+        <w:rFonts w:ascii="Courier New" w:hAnsi="Courier New" w:cs="Courier New" w:hint="default"/>
+      </w:rPr>
+    </w:lvl>
+    <w:lvl w:ilvl="5" w:tplc="04090005" w:tentative="1">
+      <w:start w:val="1"/>
+      <w:numFmt w:val="bullet"/>
+      <w:lvlText w:val=""/>
+      <w:lvlJc w:val="left"/>
+      <w:pPr>
+        <w:ind w:left="4320" w:hanging="360"/>
+      </w:pPr>
+      <w:rPr>
+        <w:rFonts w:ascii="Wingdings" w:hAnsi="Wingdings" w:hint="default"/>
+      </w:rPr>
+    </w:lvl>
+    <w:lvl w:ilvl="6" w:tplc="04090001" w:tentative="1">
+      <w:start w:val="1"/>
+      <w:numFmt w:val="bullet"/>
+      <w:lvlText w:val=""/>
+      <w:lvlJc w:val="left"/>
+      <w:pPr>
+        <w:ind w:left="5040" w:hanging="360"/>
+      </w:pPr>
+      <w:rPr>
+        <w:rFonts w:ascii="Symbol" w:hAnsi="Symbol" w:hint="default"/>
+      </w:rPr>
+    </w:lvl>
+    <w:lvl w:ilvl="7" w:tplc="04090003" w:tentative="1">
+      <w:start w:val="1"/>
+      <w:numFmt w:val="bullet"/>
+      <w:lvlText w:val="o"/>
+      <w:lvlJc w:val="left"/>
+      <w:pPr>
+        <w:ind w:left="5760" w:hanging="360"/>
+      </w:pPr>
+      <w:rPr>
+        <w:rFonts w:ascii="Courier New" w:hAnsi="Courier New" w:cs="Courier New" w:hint="default"/>
+      </w:rPr>
+    </w:lvl>
+    <w:lvl w:ilvl="8" w:tplc="04090005" w:tentative="1">
+      <w:start w:val="1"/>
+      <w:numFmt w:val="bullet"/>
+      <w:lvlText w:val=""/>
+      <w:lvlJc w:val="left"/>
+      <w:pPr>
+        <w:ind w:left="6480" w:hanging="360"/>
+      </w:pPr>
+      <w:rPr>
+        <w:rFonts w:ascii="Wingdings" w:hAnsi="Wingdings" w:hint="default"/>
+      </w:rPr>
+    </w:lvl>
+  </w:abstractNum>
+  <w:abstractNum w:abstractNumId="26" w15:restartNumberingAfterBreak="0">
     <w:nsid w:val="60CD5DA9"/>
     <w:multiLevelType w:val="hybridMultilevel"/>
     <w:tmpl w:val="689212EE"/>
@@ -5631,7 +6279,7 @@
       </w:pPr>
     </w:lvl>
   </w:abstractNum>
-  <w:abstractNum w:abstractNumId="23" w15:restartNumberingAfterBreak="0">
+  <w:abstractNum w:abstractNumId="27" w15:restartNumberingAfterBreak="0">
     <w:nsid w:val="64CE0FF3"/>
     <w:multiLevelType w:val="hybridMultilevel"/>
     <w:tmpl w:val="01E4DFDC"/>
@@ -5717,7 +6365,120 @@
       </w:pPr>
     </w:lvl>
   </w:abstractNum>
-  <w:abstractNum w:abstractNumId="24" w15:restartNumberingAfterBreak="0">
+  <w:abstractNum w:abstractNumId="28" w15:restartNumberingAfterBreak="0">
+    <w:nsid w:val="6FBB1F04"/>
+    <w:multiLevelType w:val="hybridMultilevel"/>
+    <w:tmpl w:val="9A706580"/>
+    <w:lvl w:ilvl="0" w:tplc="04090001">
+      <w:start w:val="1"/>
+      <w:numFmt w:val="bullet"/>
+      <w:lvlText w:val=""/>
+      <w:lvlJc w:val="left"/>
+      <w:pPr>
+        <w:ind w:left="1140" w:hanging="570"/>
+      </w:pPr>
+      <w:rPr>
+        <w:rFonts w:ascii="Symbol" w:hAnsi="Symbol" w:hint="default"/>
+      </w:rPr>
+    </w:lvl>
+    <w:lvl w:ilvl="1" w:tplc="FFFFFFFF" w:tentative="1">
+      <w:start w:val="1"/>
+      <w:numFmt w:val="bullet"/>
+      <w:lvlText w:val="o"/>
+      <w:lvlJc w:val="left"/>
+      <w:pPr>
+        <w:ind w:left="1650" w:hanging="360"/>
+      </w:pPr>
+      <w:rPr>
+        <w:rFonts w:ascii="Courier New" w:hAnsi="Courier New" w:cs="Courier New" w:hint="default"/>
+      </w:rPr>
+    </w:lvl>
+    <w:lvl w:ilvl="2" w:tplc="FFFFFFFF" w:tentative="1">
+      <w:start w:val="1"/>
+      <w:numFmt w:val="bullet"/>
+      <w:lvlText w:val=""/>
+      <w:lvlJc w:val="left"/>
+      <w:pPr>
+        <w:ind w:left="2370" w:hanging="360"/>
+      </w:pPr>
+      <w:rPr>
+        <w:rFonts w:ascii="Wingdings" w:hAnsi="Wingdings" w:hint="default"/>
+      </w:rPr>
+    </w:lvl>
+    <w:lvl w:ilvl="3" w:tplc="FFFFFFFF" w:tentative="1">
+      <w:start w:val="1"/>
+      <w:numFmt w:val="bullet"/>
+      <w:lvlText w:val=""/>
+      <w:lvlJc w:val="left"/>
+      <w:pPr>
+        <w:ind w:left="3090" w:hanging="360"/>
+      </w:pPr>
+      <w:rPr>
+        <w:rFonts w:ascii="Symbol" w:hAnsi="Symbol" w:hint="default"/>
+      </w:rPr>
+    </w:lvl>
+    <w:lvl w:ilvl="4" w:tplc="FFFFFFFF" w:tentative="1">
+      <w:start w:val="1"/>
+      <w:numFmt w:val="bullet"/>
+      <w:lvlText w:val="o"/>
+      <w:lvlJc w:val="left"/>
+      <w:pPr>
+        <w:ind w:left="3810" w:hanging="360"/>
+      </w:pPr>
+      <w:rPr>
+        <w:rFonts w:ascii="Courier New" w:hAnsi="Courier New" w:cs="Courier New" w:hint="default"/>
+      </w:rPr>
+    </w:lvl>
+    <w:lvl w:ilvl="5" w:tplc="FFFFFFFF" w:tentative="1">
+      <w:start w:val="1"/>
+      <w:numFmt w:val="bullet"/>
+      <w:lvlText w:val=""/>
+      <w:lvlJc w:val="left"/>
+      <w:pPr>
+        <w:ind w:left="4530" w:hanging="360"/>
+      </w:pPr>
+      <w:rPr>
+        <w:rFonts w:ascii="Wingdings" w:hAnsi="Wingdings" w:hint="default"/>
+      </w:rPr>
+    </w:lvl>
+    <w:lvl w:ilvl="6" w:tplc="FFFFFFFF" w:tentative="1">
+      <w:start w:val="1"/>
+      <w:numFmt w:val="bullet"/>
+      <w:lvlText w:val=""/>
+      <w:lvlJc w:val="left"/>
+      <w:pPr>
+        <w:ind w:left="5250" w:hanging="360"/>
+      </w:pPr>
+      <w:rPr>
+        <w:rFonts w:ascii="Symbol" w:hAnsi="Symbol" w:hint="default"/>
+      </w:rPr>
+    </w:lvl>
+    <w:lvl w:ilvl="7" w:tplc="FFFFFFFF" w:tentative="1">
+      <w:start w:val="1"/>
+      <w:numFmt w:val="bullet"/>
+      <w:lvlText w:val="o"/>
+      <w:lvlJc w:val="left"/>
+      <w:pPr>
+        <w:ind w:left="5970" w:hanging="360"/>
+      </w:pPr>
+      <w:rPr>
+        <w:rFonts w:ascii="Courier New" w:hAnsi="Courier New" w:cs="Courier New" w:hint="default"/>
+      </w:rPr>
+    </w:lvl>
+    <w:lvl w:ilvl="8" w:tplc="FFFFFFFF" w:tentative="1">
+      <w:start w:val="1"/>
+      <w:numFmt w:val="bullet"/>
+      <w:lvlText w:val=""/>
+      <w:lvlJc w:val="left"/>
+      <w:pPr>
+        <w:ind w:left="6690" w:hanging="360"/>
+      </w:pPr>
+      <w:rPr>
+        <w:rFonts w:ascii="Wingdings" w:hAnsi="Wingdings" w:hint="default"/>
+      </w:rPr>
+    </w:lvl>
+  </w:abstractNum>
+  <w:abstractNum w:abstractNumId="29" w15:restartNumberingAfterBreak="0">
     <w:nsid w:val="7A607DB6"/>
     <w:multiLevelType w:val="hybridMultilevel"/>
     <w:tmpl w:val="1422C9D4"/>
@@ -5830,7 +6591,7 @@
       </w:rPr>
     </w:lvl>
   </w:abstractNum>
-  <w:abstractNum w:abstractNumId="25" w15:restartNumberingAfterBreak="0">
+  <w:abstractNum w:abstractNumId="30" w15:restartNumberingAfterBreak="0">
     <w:nsid w:val="7B787A1B"/>
     <w:multiLevelType w:val="hybridMultilevel"/>
     <w:tmpl w:val="76808666"/>
@@ -5917,7 +6678,7 @@
     </w:lvl>
   </w:abstractNum>
   <w:num w:numId="1" w16cid:durableId="1244026813">
-    <w:abstractNumId w:val="15"/>
+    <w:abstractNumId w:val="17"/>
   </w:num>
   <w:num w:numId="2" w16cid:durableId="416829897">
     <w:abstractNumId w:val="1"/>
@@ -5926,31 +6687,31 @@
     <w:abstractNumId w:val="2"/>
   </w:num>
   <w:num w:numId="4" w16cid:durableId="243077785">
-    <w:abstractNumId w:val="11"/>
+    <w:abstractNumId w:val="13"/>
   </w:num>
   <w:num w:numId="5" w16cid:durableId="2098747929">
-    <w:abstractNumId w:val="14"/>
+    <w:abstractNumId w:val="16"/>
   </w:num>
   <w:num w:numId="6" w16cid:durableId="1349672121">
-    <w:abstractNumId w:val="16"/>
+    <w:abstractNumId w:val="18"/>
   </w:num>
   <w:num w:numId="7" w16cid:durableId="244846344">
-    <w:abstractNumId w:val="23"/>
+    <w:abstractNumId w:val="27"/>
   </w:num>
   <w:num w:numId="8" w16cid:durableId="459538775">
-    <w:abstractNumId w:val="7"/>
+    <w:abstractNumId w:val="8"/>
   </w:num>
   <w:num w:numId="9" w16cid:durableId="1498882084">
     <w:abstractNumId w:val="0"/>
   </w:num>
   <w:num w:numId="10" w16cid:durableId="866332851">
-    <w:abstractNumId w:val="13"/>
+    <w:abstractNumId w:val="15"/>
   </w:num>
   <w:num w:numId="11" w16cid:durableId="1599752904">
-    <w:abstractNumId w:val="19"/>
+    <w:abstractNumId w:val="22"/>
   </w:num>
   <w:num w:numId="12" w16cid:durableId="1849176483">
-    <w:abstractNumId w:val="25"/>
+    <w:abstractNumId w:val="30"/>
   </w:num>
   <w:num w:numId="13" w16cid:durableId="1726443130">
     <w:abstractNumId w:val="2"/>
@@ -6009,19 +6770,19 @@
     </w:lvlOverride>
   </w:num>
   <w:num w:numId="15" w16cid:durableId="252789563">
+    <w:abstractNumId w:val="10"/>
+  </w:num>
+  <w:num w:numId="16" w16cid:durableId="1900899162">
     <w:abstractNumId w:val="9"/>
   </w:num>
-  <w:num w:numId="16" w16cid:durableId="1900899162">
-    <w:abstractNumId w:val="8"/>
-  </w:num>
   <w:num w:numId="17" w16cid:durableId="22631148">
-    <w:abstractNumId w:val="5"/>
+    <w:abstractNumId w:val="6"/>
   </w:num>
   <w:num w:numId="18" w16cid:durableId="519860608">
-    <w:abstractNumId w:val="24"/>
+    <w:abstractNumId w:val="29"/>
   </w:num>
   <w:num w:numId="19" w16cid:durableId="142892908">
-    <w:abstractNumId w:val="22"/>
+    <w:abstractNumId w:val="26"/>
     <w:lvlOverride w:ilvl="0">
       <w:startOverride w:val="1"/>
     </w:lvlOverride>
@@ -6082,28 +6843,43 @@
     <w:abstractNumId w:val="4"/>
   </w:num>
   <w:num w:numId="22" w16cid:durableId="1736199231">
-    <w:abstractNumId w:val="10"/>
+    <w:abstractNumId w:val="12"/>
   </w:num>
   <w:num w:numId="23" w16cid:durableId="671878358">
-    <w:abstractNumId w:val="21"/>
+    <w:abstractNumId w:val="24"/>
   </w:num>
   <w:num w:numId="24" w16cid:durableId="995183180">
-    <w:abstractNumId w:val="18"/>
+    <w:abstractNumId w:val="20"/>
   </w:num>
   <w:num w:numId="25" w16cid:durableId="1846746869">
-    <w:abstractNumId w:val="17"/>
+    <w:abstractNumId w:val="19"/>
   </w:num>
   <w:num w:numId="26" w16cid:durableId="1633713684">
-    <w:abstractNumId w:val="20"/>
+    <w:abstractNumId w:val="23"/>
   </w:num>
   <w:num w:numId="27" w16cid:durableId="1926913153">
-    <w:abstractNumId w:val="12"/>
+    <w:abstractNumId w:val="14"/>
   </w:num>
   <w:num w:numId="28" w16cid:durableId="1374498912">
-    <w:abstractNumId w:val="6"/>
+    <w:abstractNumId w:val="7"/>
   </w:num>
   <w:num w:numId="29" w16cid:durableId="487132224">
     <w:abstractNumId w:val="3"/>
+  </w:num>
+  <w:num w:numId="30" w16cid:durableId="1001465229">
+    <w:abstractNumId w:val="21"/>
+  </w:num>
+  <w:num w:numId="31" w16cid:durableId="2005889021">
+    <w:abstractNumId w:val="25"/>
+  </w:num>
+  <w:num w:numId="32" w16cid:durableId="1506869587">
+    <w:abstractNumId w:val="5"/>
+  </w:num>
+  <w:num w:numId="33" w16cid:durableId="312564108">
+    <w:abstractNumId w:val="11"/>
+  </w:num>
+  <w:num w:numId="34" w16cid:durableId="163210538">
+    <w:abstractNumId w:val="28"/>
   </w:num>
 </w:numbering>
 </file>
